--- a/SKYGUARD_AI_Report.docx
+++ b/SKYGUARD_AI_Report.docx
@@ -11,6 +11,7 @@
       <w:pPr>
         <w:jc w:val="center"/>
       </w:pPr>
+      <w:proofErr w:type="gramStart"/>
       <w:r>
         <w:rPr>
           <w:rFonts w:ascii="Arial Black" w:eastAsia="Arial Black" w:hAnsi="Arial Black" w:cs="Arial Black"/>
@@ -20,7 +21,19 @@
           <w:sz w:val="64"/>
           <w:szCs w:val="64"/>
         </w:rPr>
-        <w:t>🛸  SKYGUARD AI</w:t>
+        <w:t>🛸  SKYGUARD</w:t>
+      </w:r>
+      <w:proofErr w:type="gramEnd"/>
+      <w:r>
+        <w:rPr>
+          <w:rFonts w:ascii="Arial Black" w:eastAsia="Arial Black" w:hAnsi="Arial Black" w:cs="Arial Black"/>
+          <w:b/>
+          <w:bCs/>
+          <w:color w:val="0A1628"/>
+          <w:sz w:val="64"/>
+          <w:szCs w:val="64"/>
+        </w:rPr>
+        <w:t xml:space="preserve"> AI</w:t>
       </w:r>
     </w:p>
     <w:p>
@@ -63,7 +76,31 @@
           <w:sz w:val="24"/>
           <w:szCs w:val="24"/>
         </w:rPr>
-        <w:t>Technical Project Report  |  Hackathon Submission</w:t>
+        <w:t xml:space="preserve">Technical Project </w:t>
+      </w:r>
+      <w:proofErr w:type="gramStart"/>
+      <w:r>
+        <w:rPr>
+          <w:rFonts w:ascii="Arial" w:eastAsia="Arial" w:hAnsi="Arial" w:cs="Arial"/>
+          <w:i/>
+          <w:iCs/>
+          <w:color w:val="546E7A"/>
+          <w:sz w:val="24"/>
+          <w:szCs w:val="24"/>
+        </w:rPr>
+        <w:t>Report  |</w:t>
+      </w:r>
+      <w:proofErr w:type="gramEnd"/>
+      <w:r>
+        <w:rPr>
+          <w:rFonts w:ascii="Arial" w:eastAsia="Arial" w:hAnsi="Arial" w:cs="Arial"/>
+          <w:i/>
+          <w:iCs/>
+          <w:color w:val="546E7A"/>
+          <w:sz w:val="24"/>
+          <w:szCs w:val="24"/>
+        </w:rPr>
+        <w:t xml:space="preserve">  Hackathon Submission</w:t>
       </w:r>
     </w:p>
     <w:p>
@@ -115,6 +152,7 @@
         <w:jc w:val="center"/>
       </w:pPr>
       <w:proofErr w:type="spellStart"/>
+      <w:proofErr w:type="gramStart"/>
       <w:r>
         <w:rPr>
           <w:color w:val="546E7A"/>
@@ -126,7 +164,14 @@
         <w:rPr>
           <w:color w:val="546E7A"/>
         </w:rPr>
-        <w:t xml:space="preserve">  •  React + </w:t>
+        <w:t xml:space="preserve">  •</w:t>
+      </w:r>
+      <w:proofErr w:type="gramEnd"/>
+      <w:r>
+        <w:rPr>
+          <w:color w:val="546E7A"/>
+        </w:rPr>
+        <w:t xml:space="preserve">  React + </w:t>
       </w:r>
       <w:proofErr w:type="spellStart"/>
       <w:r>
@@ -248,12 +293,6 @@
         <w:gridCol w:w="9360"/>
       </w:tblGrid>
       <w:tr>
-        <w:tblPrEx>
-          <w:tblCellMar>
-            <w:top w:w="0" w:type="dxa"/>
-            <w:bottom w:w="0" w:type="dxa"/>
-          </w:tblCellMar>
-        </w:tblPrEx>
         <w:tc>
           <w:tcPr>
             <w:tcW w:w="0" w:type="auto"/>
@@ -285,12 +324,6 @@
         </w:tc>
       </w:tr>
       <w:tr>
-        <w:tblPrEx>
-          <w:tblCellMar>
-            <w:top w:w="0" w:type="dxa"/>
-            <w:bottom w:w="0" w:type="dxa"/>
-          </w:tblCellMar>
-        </w:tblPrEx>
         <w:tc>
           <w:tcPr>
             <w:tcW w:w="0" w:type="auto"/>
@@ -356,12 +389,6 @@
         </w:tc>
       </w:tr>
       <w:tr>
-        <w:tblPrEx>
-          <w:tblCellMar>
-            <w:top w:w="0" w:type="dxa"/>
-            <w:bottom w:w="0" w:type="dxa"/>
-          </w:tblCellMar>
-        </w:tblPrEx>
         <w:tc>
           <w:tcPr>
             <w:tcW w:w="0" w:type="auto"/>
@@ -391,12 +418,6 @@
         </w:tc>
       </w:tr>
       <w:tr>
-        <w:tblPrEx>
-          <w:tblCellMar>
-            <w:top w:w="0" w:type="dxa"/>
-            <w:bottom w:w="0" w:type="dxa"/>
-          </w:tblCellMar>
-        </w:tblPrEx>
         <w:tc>
           <w:tcPr>
             <w:tcW w:w="0" w:type="auto"/>
@@ -426,12 +447,6 @@
         </w:tc>
       </w:tr>
       <w:tr>
-        <w:tblPrEx>
-          <w:tblCellMar>
-            <w:top w:w="0" w:type="dxa"/>
-            <w:bottom w:w="0" w:type="dxa"/>
-          </w:tblCellMar>
-        </w:tblPrEx>
         <w:tc>
           <w:tcPr>
             <w:tcW w:w="0" w:type="auto"/>
@@ -461,12 +476,6 @@
         </w:tc>
       </w:tr>
       <w:tr>
-        <w:tblPrEx>
-          <w:tblCellMar>
-            <w:top w:w="0" w:type="dxa"/>
-            <w:bottom w:w="0" w:type="dxa"/>
-          </w:tblCellMar>
-        </w:tblPrEx>
         <w:tc>
           <w:tcPr>
             <w:tcW w:w="0" w:type="auto"/>
@@ -496,12 +505,6 @@
         </w:tc>
       </w:tr>
       <w:tr>
-        <w:tblPrEx>
-          <w:tblCellMar>
-            <w:top w:w="0" w:type="dxa"/>
-            <w:bottom w:w="0" w:type="dxa"/>
-          </w:tblCellMar>
-        </w:tblPrEx>
         <w:tc>
           <w:tcPr>
             <w:tcW w:w="0" w:type="auto"/>
@@ -531,12 +534,6 @@
         </w:tc>
       </w:tr>
       <w:tr>
-        <w:tblPrEx>
-          <w:tblCellMar>
-            <w:top w:w="0" w:type="dxa"/>
-            <w:bottom w:w="0" w:type="dxa"/>
-          </w:tblCellMar>
-        </w:tblPrEx>
         <w:tc>
           <w:tcPr>
             <w:tcW w:w="0" w:type="auto"/>
@@ -672,8 +669,13 @@
       <w:pPr>
         <w:pStyle w:val="Heading2"/>
       </w:pPr>
-      <w:r>
-        <w:t>2.1  SKYGUARD AI Solution</w:t>
+      <w:proofErr w:type="gramStart"/>
+      <w:r>
+        <w:t>2.1  SKYGUARD</w:t>
+      </w:r>
+      <w:proofErr w:type="gramEnd"/>
+      <w:r>
+        <w:t xml:space="preserve"> AI Solution</w:t>
       </w:r>
     </w:p>
     <w:p>
@@ -793,8 +795,13 @@
       <w:pPr>
         <w:pStyle w:val="Heading2"/>
       </w:pPr>
-      <w:r>
-        <w:t>3.1  Architecture Overview</w:t>
+      <w:proofErr w:type="gramStart"/>
+      <w:r>
+        <w:t>3.1  Architecture</w:t>
+      </w:r>
+      <w:proofErr w:type="gramEnd"/>
+      <w:r>
+        <w:t xml:space="preserve"> Overview</w:t>
       </w:r>
     </w:p>
     <w:p>
@@ -827,35 +834,77 @@
           <w:sz w:val="18"/>
           <w:szCs w:val="18"/>
         </w:rPr>
-        <w:t>│              DRONE LAYER (Raspberry Pi)                 │</w:t>
+        <w:t xml:space="preserve">│              DRONE LAYER (Raspberry </w:t>
+      </w:r>
+      <w:proofErr w:type="gramStart"/>
+      <w:r>
+        <w:rPr>
+          <w:rFonts w:ascii="Courier New" w:eastAsia="Courier New" w:hAnsi="Courier New" w:cs="Courier New"/>
+          <w:color w:val="00E5FF"/>
+          <w:sz w:val="18"/>
+          <w:szCs w:val="18"/>
+        </w:rPr>
+        <w:t xml:space="preserve">Pi)   </w:t>
+      </w:r>
+      <w:proofErr w:type="gramEnd"/>
+      <w:r>
+        <w:rPr>
+          <w:rFonts w:ascii="Courier New" w:eastAsia="Courier New" w:hAnsi="Courier New" w:cs="Courier New"/>
+          <w:color w:val="00E5FF"/>
+          <w:sz w:val="18"/>
+          <w:szCs w:val="18"/>
+        </w:rPr>
+        <w:t xml:space="preserve">              │</w:t>
       </w:r>
     </w:p>
     <w:p>
       <w:pPr>
         <w:shd w:val="clear" w:color="auto" w:fill="1A2332"/>
       </w:pPr>
-      <w:r>
-        <w:rPr>
-          <w:rFonts w:ascii="Courier New" w:eastAsia="Courier New" w:hAnsi="Courier New" w:cs="Courier New"/>
-          <w:color w:val="00E5FF"/>
-          <w:sz w:val="18"/>
-          <w:szCs w:val="18"/>
-        </w:rPr>
-        <w:t>│  Pi Camera v2/v3 → picamera2 → Flask MJPEG Server      │</w:t>
+      <w:proofErr w:type="gramStart"/>
+      <w:r>
+        <w:rPr>
+          <w:rFonts w:ascii="Courier New" w:eastAsia="Courier New" w:hAnsi="Courier New" w:cs="Courier New"/>
+          <w:color w:val="00E5FF"/>
+          <w:sz w:val="18"/>
+          <w:szCs w:val="18"/>
+        </w:rPr>
+        <w:t>│  Pi</w:t>
+      </w:r>
+      <w:proofErr w:type="gramEnd"/>
+      <w:r>
+        <w:rPr>
+          <w:rFonts w:ascii="Courier New" w:eastAsia="Courier New" w:hAnsi="Courier New" w:cs="Courier New"/>
+          <w:color w:val="00E5FF"/>
+          <w:sz w:val="18"/>
+          <w:szCs w:val="18"/>
+        </w:rPr>
+        <w:t xml:space="preserve"> Camera v2/v3 → picamera2 → Flask MJPEG Server      │</w:t>
       </w:r>
     </w:p>
     <w:p>
       <w:pPr>
         <w:shd w:val="clear" w:color="auto" w:fill="1A2332"/>
       </w:pPr>
-      <w:r>
-        <w:rPr>
-          <w:rFonts w:ascii="Courier New" w:eastAsia="Courier New" w:hAnsi="Courier New" w:cs="Courier New"/>
-          <w:color w:val="00E5FF"/>
-          <w:sz w:val="18"/>
-          <w:szCs w:val="18"/>
-        </w:rPr>
-        <w:t xml:space="preserve">│  Port 8001  |  640×480  |  </w:t>
+      <w:proofErr w:type="gramStart"/>
+      <w:r>
+        <w:rPr>
+          <w:rFonts w:ascii="Courier New" w:eastAsia="Courier New" w:hAnsi="Courier New" w:cs="Courier New"/>
+          <w:color w:val="00E5FF"/>
+          <w:sz w:val="18"/>
+          <w:szCs w:val="18"/>
+        </w:rPr>
+        <w:t>│  Port</w:t>
+      </w:r>
+      <w:proofErr w:type="gramEnd"/>
+      <w:r>
+        <w:rPr>
+          <w:rFonts w:ascii="Courier New" w:eastAsia="Courier New" w:hAnsi="Courier New" w:cs="Courier New"/>
+          <w:color w:val="00E5FF"/>
+          <w:sz w:val="18"/>
+          <w:szCs w:val="18"/>
+        </w:rPr>
+        <w:t xml:space="preserve"> 8001  |  640×480  |  </w:t>
       </w:r>
       <w:proofErr w:type="spellStart"/>
       <w:r>
@@ -903,7 +952,27 @@
           <w:sz w:val="18"/>
           <w:szCs w:val="18"/>
         </w:rPr>
-        <w:t xml:space="preserve">                      │  HTTP MJPEG Stream</w:t>
+        <w:t xml:space="preserve">                      </w:t>
+      </w:r>
+      <w:proofErr w:type="gramStart"/>
+      <w:r>
+        <w:rPr>
+          <w:rFonts w:ascii="Courier New" w:eastAsia="Courier New" w:hAnsi="Courier New" w:cs="Courier New"/>
+          <w:color w:val="00E5FF"/>
+          <w:sz w:val="18"/>
+          <w:szCs w:val="18"/>
+        </w:rPr>
+        <w:t>│  HTTP</w:t>
+      </w:r>
+      <w:proofErr w:type="gramEnd"/>
+      <w:r>
+        <w:rPr>
+          <w:rFonts w:ascii="Courier New" w:eastAsia="Courier New" w:hAnsi="Courier New" w:cs="Courier New"/>
+          <w:color w:val="00E5FF"/>
+          <w:sz w:val="18"/>
+          <w:szCs w:val="18"/>
+        </w:rPr>
+        <w:t xml:space="preserve"> MJPEG Stream</w:t>
       </w:r>
     </w:p>
     <w:p>
@@ -931,13 +1000,34 @@
           <w:sz w:val="18"/>
           <w:szCs w:val="18"/>
         </w:rPr>
-        <w:t>│           PROCESSING LAYER (Host PC / Server)           │</w:t>
+        <w:t xml:space="preserve">│           PROCESSING LAYER (Host PC / </w:t>
+      </w:r>
+      <w:proofErr w:type="gramStart"/>
+      <w:r>
+        <w:rPr>
+          <w:rFonts w:ascii="Courier New" w:eastAsia="Courier New" w:hAnsi="Courier New" w:cs="Courier New"/>
+          <w:color w:val="00E5FF"/>
+          <w:sz w:val="18"/>
+          <w:szCs w:val="18"/>
+        </w:rPr>
+        <w:t xml:space="preserve">Server)   </w:t>
+      </w:r>
+      <w:proofErr w:type="gramEnd"/>
+      <w:r>
+        <w:rPr>
+          <w:rFonts w:ascii="Courier New" w:eastAsia="Courier New" w:hAnsi="Courier New" w:cs="Courier New"/>
+          <w:color w:val="00E5FF"/>
+          <w:sz w:val="18"/>
+          <w:szCs w:val="18"/>
+        </w:rPr>
+        <w:t xml:space="preserve">        │</w:t>
       </w:r>
     </w:p>
     <w:p>
       <w:pPr>
         <w:shd w:val="clear" w:color="auto" w:fill="1A2332"/>
       </w:pPr>
+      <w:proofErr w:type="gramStart"/>
       <w:r>
         <w:rPr>
           <w:rFonts w:ascii="Courier New" w:eastAsia="Courier New" w:hAnsi="Courier New" w:cs="Courier New"/>
@@ -958,6 +1048,7 @@
         <w:t>FastAPI</w:t>
       </w:r>
       <w:proofErr w:type="spellEnd"/>
+      <w:proofErr w:type="gramEnd"/>
       <w:r>
         <w:rPr>
           <w:rFonts w:ascii="Courier New" w:eastAsia="Courier New" w:hAnsi="Courier New" w:cs="Courier New"/>
@@ -972,14 +1063,25 @@
       <w:pPr>
         <w:shd w:val="clear" w:color="auto" w:fill="1A2332"/>
       </w:pPr>
-      <w:r>
-        <w:rPr>
-          <w:rFonts w:ascii="Courier New" w:eastAsia="Courier New" w:hAnsi="Courier New" w:cs="Courier New"/>
-          <w:color w:val="00E5FF"/>
-          <w:sz w:val="18"/>
-          <w:szCs w:val="18"/>
-        </w:rPr>
-        <w:t>│  /video  /alerts  /telemetry  /detections               │</w:t>
+      <w:proofErr w:type="gramStart"/>
+      <w:r>
+        <w:rPr>
+          <w:rFonts w:ascii="Courier New" w:eastAsia="Courier New" w:hAnsi="Courier New" w:cs="Courier New"/>
+          <w:color w:val="00E5FF"/>
+          <w:sz w:val="18"/>
+          <w:szCs w:val="18"/>
+        </w:rPr>
+        <w:t>│  /</w:t>
+      </w:r>
+      <w:proofErr w:type="gramEnd"/>
+      <w:r>
+        <w:rPr>
+          <w:rFonts w:ascii="Courier New" w:eastAsia="Courier New" w:hAnsi="Courier New" w:cs="Courier New"/>
+          <w:color w:val="00E5FF"/>
+          <w:sz w:val="18"/>
+          <w:szCs w:val="18"/>
+        </w:rPr>
+        <w:t>video  /alerts  /telemetry  /detections               │</w:t>
       </w:r>
     </w:p>
     <w:p>
@@ -1007,7 +1109,27 @@
           <w:sz w:val="18"/>
           <w:szCs w:val="18"/>
         </w:rPr>
-        <w:t xml:space="preserve">                      │  REST + MJPEG</w:t>
+        <w:t xml:space="preserve">                      </w:t>
+      </w:r>
+      <w:proofErr w:type="gramStart"/>
+      <w:r>
+        <w:rPr>
+          <w:rFonts w:ascii="Courier New" w:eastAsia="Courier New" w:hAnsi="Courier New" w:cs="Courier New"/>
+          <w:color w:val="00E5FF"/>
+          <w:sz w:val="18"/>
+          <w:szCs w:val="18"/>
+        </w:rPr>
+        <w:t>│  REST</w:t>
+      </w:r>
+      <w:proofErr w:type="gramEnd"/>
+      <w:r>
+        <w:rPr>
+          <w:rFonts w:ascii="Courier New" w:eastAsia="Courier New" w:hAnsi="Courier New" w:cs="Courier New"/>
+          <w:color w:val="00E5FF"/>
+          <w:sz w:val="18"/>
+          <w:szCs w:val="18"/>
+        </w:rPr>
+        <w:t xml:space="preserve"> + MJPEG</w:t>
       </w:r>
     </w:p>
     <w:p>
@@ -1035,21 +1157,52 @@
           <w:sz w:val="18"/>
           <w:szCs w:val="18"/>
         </w:rPr>
-        <w:t>│        PRESENTATION LAYER (Browser / Frontend)          │</w:t>
+        <w:t xml:space="preserve">│        PRESENTATION LAYER (Browser / </w:t>
+      </w:r>
+      <w:proofErr w:type="gramStart"/>
+      <w:r>
+        <w:rPr>
+          <w:rFonts w:ascii="Courier New" w:eastAsia="Courier New" w:hAnsi="Courier New" w:cs="Courier New"/>
+          <w:color w:val="00E5FF"/>
+          <w:sz w:val="18"/>
+          <w:szCs w:val="18"/>
+        </w:rPr>
+        <w:t xml:space="preserve">Frontend)   </w:t>
+      </w:r>
+      <w:proofErr w:type="gramEnd"/>
+      <w:r>
+        <w:rPr>
+          <w:rFonts w:ascii="Courier New" w:eastAsia="Courier New" w:hAnsi="Courier New" w:cs="Courier New"/>
+          <w:color w:val="00E5FF"/>
+          <w:sz w:val="18"/>
+          <w:szCs w:val="18"/>
+        </w:rPr>
+        <w:t xml:space="preserve">       │</w:t>
       </w:r>
     </w:p>
     <w:p>
       <w:pPr>
         <w:shd w:val="clear" w:color="auto" w:fill="1A2332"/>
       </w:pPr>
-      <w:r>
-        <w:rPr>
-          <w:rFonts w:ascii="Courier New" w:eastAsia="Courier New" w:hAnsi="Courier New" w:cs="Courier New"/>
-          <w:color w:val="00E5FF"/>
-          <w:sz w:val="18"/>
-          <w:szCs w:val="18"/>
-        </w:rPr>
-        <w:t xml:space="preserve">│  React + </w:t>
+      <w:proofErr w:type="gramStart"/>
+      <w:r>
+        <w:rPr>
+          <w:rFonts w:ascii="Courier New" w:eastAsia="Courier New" w:hAnsi="Courier New" w:cs="Courier New"/>
+          <w:color w:val="00E5FF"/>
+          <w:sz w:val="18"/>
+          <w:szCs w:val="18"/>
+        </w:rPr>
+        <w:t>│  React</w:t>
+      </w:r>
+      <w:proofErr w:type="gramEnd"/>
+      <w:r>
+        <w:rPr>
+          <w:rFonts w:ascii="Courier New" w:eastAsia="Courier New" w:hAnsi="Courier New" w:cs="Courier New"/>
+          <w:color w:val="00E5FF"/>
+          <w:sz w:val="18"/>
+          <w:szCs w:val="18"/>
+        </w:rPr>
+        <w:t xml:space="preserve"> + </w:t>
       </w:r>
       <w:proofErr w:type="spellStart"/>
       <w:r>
@@ -1076,6 +1229,7 @@
       <w:pPr>
         <w:shd w:val="clear" w:color="auto" w:fill="1A2332"/>
       </w:pPr>
+      <w:proofErr w:type="gramStart"/>
       <w:r>
         <w:rPr>
           <w:rFonts w:ascii="Courier New" w:eastAsia="Courier New" w:hAnsi="Courier New" w:cs="Courier New"/>
@@ -1096,6 +1250,7 @@
         <w:t>LiveFeed</w:t>
       </w:r>
       <w:proofErr w:type="spellEnd"/>
+      <w:proofErr w:type="gramEnd"/>
       <w:r>
         <w:rPr>
           <w:rFonts w:ascii="Courier New" w:eastAsia="Courier New" w:hAnsi="Courier New" w:cs="Courier New"/>
@@ -1129,8 +1284,13 @@
       <w:pPr>
         <w:pStyle w:val="Heading2"/>
       </w:pPr>
-      <w:r>
-        <w:t>3.2  Data Flow</w:t>
+      <w:proofErr w:type="gramStart"/>
+      <w:r>
+        <w:t>3.2  Data</w:t>
+      </w:r>
+      <w:proofErr w:type="gramEnd"/>
+      <w:r>
+        <w:t xml:space="preserve"> Flow</w:t>
       </w:r>
     </w:p>
     <w:p>
@@ -1328,12 +1488,6 @@
         <w:gridCol w:w="3120"/>
       </w:tblGrid>
       <w:tr>
-        <w:tblPrEx>
-          <w:tblCellMar>
-            <w:top w:w="0" w:type="dxa"/>
-            <w:bottom w:w="0" w:type="dxa"/>
-          </w:tblCellMar>
-        </w:tblPrEx>
         <w:trPr>
           <w:tblHeader/>
         </w:trPr>
@@ -1441,12 +1595,6 @@
         </w:tc>
       </w:tr>
       <w:tr>
-        <w:tblPrEx>
-          <w:tblCellMar>
-            <w:top w:w="0" w:type="dxa"/>
-            <w:bottom w:w="0" w:type="dxa"/>
-          </w:tblCellMar>
-        </w:tblPrEx>
         <w:tc>
           <w:tcPr>
             <w:tcW w:w="3120" w:type="dxa"/>
@@ -1533,12 +1681,6 @@
         </w:tc>
       </w:tr>
       <w:tr>
-        <w:tblPrEx>
-          <w:tblCellMar>
-            <w:top w:w="0" w:type="dxa"/>
-            <w:bottom w:w="0" w:type="dxa"/>
-          </w:tblCellMar>
-        </w:tblPrEx>
         <w:tc>
           <w:tcPr>
             <w:tcW w:w="3120" w:type="dxa"/>
@@ -1625,12 +1767,6 @@
         </w:tc>
       </w:tr>
       <w:tr>
-        <w:tblPrEx>
-          <w:tblCellMar>
-            <w:top w:w="0" w:type="dxa"/>
-            <w:bottom w:w="0" w:type="dxa"/>
-          </w:tblCellMar>
-        </w:tblPrEx>
         <w:tc>
           <w:tcPr>
             <w:tcW w:w="3120" w:type="dxa"/>
@@ -1717,12 +1853,6 @@
         </w:tc>
       </w:tr>
       <w:tr>
-        <w:tblPrEx>
-          <w:tblCellMar>
-            <w:top w:w="0" w:type="dxa"/>
-            <w:bottom w:w="0" w:type="dxa"/>
-          </w:tblCellMar>
-        </w:tblPrEx>
         <w:tc>
           <w:tcPr>
             <w:tcW w:w="3120" w:type="dxa"/>
@@ -1809,12 +1939,6 @@
         </w:tc>
       </w:tr>
       <w:tr>
-        <w:tblPrEx>
-          <w:tblCellMar>
-            <w:top w:w="0" w:type="dxa"/>
-            <w:bottom w:w="0" w:type="dxa"/>
-          </w:tblCellMar>
-        </w:tblPrEx>
         <w:tc>
           <w:tcPr>
             <w:tcW w:w="3120" w:type="dxa"/>
@@ -1903,12 +2027,6 @@
         </w:tc>
       </w:tr>
       <w:tr>
-        <w:tblPrEx>
-          <w:tblCellMar>
-            <w:top w:w="0" w:type="dxa"/>
-            <w:bottom w:w="0" w:type="dxa"/>
-          </w:tblCellMar>
-        </w:tblPrEx>
         <w:tc>
           <w:tcPr>
             <w:tcW w:w="3120" w:type="dxa"/>
@@ -1997,12 +2115,6 @@
         </w:tc>
       </w:tr>
       <w:tr>
-        <w:tblPrEx>
-          <w:tblCellMar>
-            <w:top w:w="0" w:type="dxa"/>
-            <w:bottom w:w="0" w:type="dxa"/>
-          </w:tblCellMar>
-        </w:tblPrEx>
         <w:tc>
           <w:tcPr>
             <w:tcW w:w="3120" w:type="dxa"/>
@@ -2107,12 +2219,6 @@
         </w:tc>
       </w:tr>
       <w:tr>
-        <w:tblPrEx>
-          <w:tblCellMar>
-            <w:top w:w="0" w:type="dxa"/>
-            <w:bottom w:w="0" w:type="dxa"/>
-          </w:tblCellMar>
-        </w:tblPrEx>
         <w:tc>
           <w:tcPr>
             <w:tcW w:w="3120" w:type="dxa"/>
@@ -2199,12 +2305,6 @@
         </w:tc>
       </w:tr>
       <w:tr>
-        <w:tblPrEx>
-          <w:tblCellMar>
-            <w:top w:w="0" w:type="dxa"/>
-            <w:bottom w:w="0" w:type="dxa"/>
-          </w:tblCellMar>
-        </w:tblPrEx>
         <w:tc>
           <w:tcPr>
             <w:tcW w:w="3120" w:type="dxa"/>
@@ -2301,12 +2401,6 @@
         </w:tc>
       </w:tr>
       <w:tr>
-        <w:tblPrEx>
-          <w:tblCellMar>
-            <w:top w:w="0" w:type="dxa"/>
-            <w:bottom w:w="0" w:type="dxa"/>
-          </w:tblCellMar>
-        </w:tblPrEx>
         <w:tc>
           <w:tcPr>
             <w:tcW w:w="3120" w:type="dxa"/>
@@ -2393,12 +2487,6 @@
         </w:tc>
       </w:tr>
       <w:tr>
-        <w:tblPrEx>
-          <w:tblCellMar>
-            <w:top w:w="0" w:type="dxa"/>
-            <w:bottom w:w="0" w:type="dxa"/>
-          </w:tblCellMar>
-        </w:tblPrEx>
         <w:tc>
           <w:tcPr>
             <w:tcW w:w="3120" w:type="dxa"/>
@@ -2485,12 +2573,6 @@
         </w:tc>
       </w:tr>
       <w:tr>
-        <w:tblPrEx>
-          <w:tblCellMar>
-            <w:top w:w="0" w:type="dxa"/>
-            <w:bottom w:w="0" w:type="dxa"/>
-          </w:tblCellMar>
-        </w:tblPrEx>
         <w:tc>
           <w:tcPr>
             <w:tcW w:w="3120" w:type="dxa"/>
@@ -2577,12 +2659,6 @@
         </w:tc>
       </w:tr>
       <w:tr>
-        <w:tblPrEx>
-          <w:tblCellMar>
-            <w:top w:w="0" w:type="dxa"/>
-            <w:bottom w:w="0" w:type="dxa"/>
-          </w:tblCellMar>
-        </w:tblPrEx>
         <w:tc>
           <w:tcPr>
             <w:tcW w:w="3120" w:type="dxa"/>
@@ -2679,12 +2755,6 @@
         </w:tc>
       </w:tr>
       <w:tr>
-        <w:tblPrEx>
-          <w:tblCellMar>
-            <w:top w:w="0" w:type="dxa"/>
-            <w:bottom w:w="0" w:type="dxa"/>
-          </w:tblCellMar>
-        </w:tblPrEx>
         <w:tc>
           <w:tcPr>
             <w:tcW w:w="3120" w:type="dxa"/>
@@ -2773,12 +2843,6 @@
         </w:tc>
       </w:tr>
       <w:tr>
-        <w:tblPrEx>
-          <w:tblCellMar>
-            <w:top w:w="0" w:type="dxa"/>
-            <w:bottom w:w="0" w:type="dxa"/>
-          </w:tblCellMar>
-        </w:tblPrEx>
         <w:tc>
           <w:tcPr>
             <w:tcW w:w="3120" w:type="dxa"/>
@@ -2865,12 +2929,6 @@
         </w:tc>
       </w:tr>
       <w:tr>
-        <w:tblPrEx>
-          <w:tblCellMar>
-            <w:top w:w="0" w:type="dxa"/>
-            <w:bottom w:w="0" w:type="dxa"/>
-          </w:tblCellMar>
-        </w:tblPrEx>
         <w:tc>
           <w:tcPr>
             <w:tcW w:w="3120" w:type="dxa"/>
@@ -2978,8 +3036,13 @@
       <w:pPr>
         <w:pStyle w:val="Heading2"/>
       </w:pPr>
-      <w:r>
-        <w:t>5.1  AI Object Detection</w:t>
+      <w:proofErr w:type="gramStart"/>
+      <w:r>
+        <w:t>5.1  AI</w:t>
+      </w:r>
+      <w:proofErr w:type="gramEnd"/>
+      <w:r>
+        <w:t xml:space="preserve"> Object Detection</w:t>
       </w:r>
     </w:p>
     <w:p>
@@ -3035,12 +3098,6 @@
         <w:gridCol w:w="3120"/>
       </w:tblGrid>
       <w:tr>
-        <w:tblPrEx>
-          <w:tblCellMar>
-            <w:top w:w="0" w:type="dxa"/>
-            <w:bottom w:w="0" w:type="dxa"/>
-          </w:tblCellMar>
-        </w:tblPrEx>
         <w:trPr>
           <w:tblHeader/>
         </w:trPr>
@@ -3161,12 +3218,6 @@
         </w:tc>
       </w:tr>
       <w:tr>
-        <w:tblPrEx>
-          <w:tblCellMar>
-            <w:top w:w="0" w:type="dxa"/>
-            <w:bottom w:w="0" w:type="dxa"/>
-          </w:tblCellMar>
-        </w:tblPrEx>
         <w:tc>
           <w:tcPr>
             <w:tcW w:w="3120" w:type="dxa"/>
@@ -3241,24 +3292,28 @@
             </w:tcMar>
           </w:tcPr>
           <w:p>
-            <w:r>
-              <w:rPr>
-                <w:color w:val="263238"/>
-                <w:sz w:val="20"/>
-                <w:szCs w:val="20"/>
-              </w:rPr>
-              <w:t>Red  (0, 0, 255)</w:t>
+            <w:proofErr w:type="gramStart"/>
+            <w:r>
+              <w:rPr>
+                <w:color w:val="263238"/>
+                <w:sz w:val="20"/>
+                <w:szCs w:val="20"/>
+              </w:rPr>
+              <w:t>Red  (</w:t>
+            </w:r>
+            <w:proofErr w:type="gramEnd"/>
+            <w:r>
+              <w:rPr>
+                <w:color w:val="263238"/>
+                <w:sz w:val="20"/>
+                <w:szCs w:val="20"/>
+              </w:rPr>
+              <w:t>0, 0, 255)</w:t>
             </w:r>
           </w:p>
         </w:tc>
       </w:tr>
       <w:tr>
-        <w:tblPrEx>
-          <w:tblCellMar>
-            <w:top w:w="0" w:type="dxa"/>
-            <w:bottom w:w="0" w:type="dxa"/>
-          </w:tblCellMar>
-        </w:tblPrEx>
         <w:tc>
           <w:tcPr>
             <w:tcW w:w="3120" w:type="dxa"/>
@@ -3333,24 +3388,28 @@
             </w:tcMar>
           </w:tcPr>
           <w:p>
-            <w:r>
-              <w:rPr>
-                <w:color w:val="263238"/>
-                <w:sz w:val="20"/>
-                <w:szCs w:val="20"/>
-              </w:rPr>
-              <w:t>Red  (0, 0, 255)</w:t>
+            <w:proofErr w:type="gramStart"/>
+            <w:r>
+              <w:rPr>
+                <w:color w:val="263238"/>
+                <w:sz w:val="20"/>
+                <w:szCs w:val="20"/>
+              </w:rPr>
+              <w:t>Red  (</w:t>
+            </w:r>
+            <w:proofErr w:type="gramEnd"/>
+            <w:r>
+              <w:rPr>
+                <w:color w:val="263238"/>
+                <w:sz w:val="20"/>
+                <w:szCs w:val="20"/>
+              </w:rPr>
+              <w:t>0, 0, 255)</w:t>
             </w:r>
           </w:p>
         </w:tc>
       </w:tr>
       <w:tr>
-        <w:tblPrEx>
-          <w:tblCellMar>
-            <w:top w:w="0" w:type="dxa"/>
-            <w:bottom w:w="0" w:type="dxa"/>
-          </w:tblCellMar>
-        </w:tblPrEx>
         <w:tc>
           <w:tcPr>
             <w:tcW w:w="3120" w:type="dxa"/>
@@ -3425,24 +3484,28 @@
             </w:tcMar>
           </w:tcPr>
           <w:p>
-            <w:r>
-              <w:rPr>
-                <w:color w:val="263238"/>
-                <w:sz w:val="20"/>
-                <w:szCs w:val="20"/>
-              </w:rPr>
-              <w:t>Orange  (0, 165, 255)</w:t>
+            <w:proofErr w:type="gramStart"/>
+            <w:r>
+              <w:rPr>
+                <w:color w:val="263238"/>
+                <w:sz w:val="20"/>
+                <w:szCs w:val="20"/>
+              </w:rPr>
+              <w:t>Orange  (</w:t>
+            </w:r>
+            <w:proofErr w:type="gramEnd"/>
+            <w:r>
+              <w:rPr>
+                <w:color w:val="263238"/>
+                <w:sz w:val="20"/>
+                <w:szCs w:val="20"/>
+              </w:rPr>
+              <w:t>0, 165, 255)</w:t>
             </w:r>
           </w:p>
         </w:tc>
       </w:tr>
       <w:tr>
-        <w:tblPrEx>
-          <w:tblCellMar>
-            <w:top w:w="0" w:type="dxa"/>
-            <w:bottom w:w="0" w:type="dxa"/>
-          </w:tblCellMar>
-        </w:tblPrEx>
         <w:tc>
           <w:tcPr>
             <w:tcW w:w="3120" w:type="dxa"/>
@@ -3517,24 +3580,28 @@
             </w:tcMar>
           </w:tcPr>
           <w:p>
-            <w:r>
-              <w:rPr>
-                <w:color w:val="263238"/>
-                <w:sz w:val="20"/>
-                <w:szCs w:val="20"/>
-              </w:rPr>
-              <w:t>Orange  (0, 165, 255)</w:t>
+            <w:proofErr w:type="gramStart"/>
+            <w:r>
+              <w:rPr>
+                <w:color w:val="263238"/>
+                <w:sz w:val="20"/>
+                <w:szCs w:val="20"/>
+              </w:rPr>
+              <w:t>Orange  (</w:t>
+            </w:r>
+            <w:proofErr w:type="gramEnd"/>
+            <w:r>
+              <w:rPr>
+                <w:color w:val="263238"/>
+                <w:sz w:val="20"/>
+                <w:szCs w:val="20"/>
+              </w:rPr>
+              <w:t>0, 165, 255)</w:t>
             </w:r>
           </w:p>
         </w:tc>
       </w:tr>
       <w:tr>
-        <w:tblPrEx>
-          <w:tblCellMar>
-            <w:top w:w="0" w:type="dxa"/>
-            <w:bottom w:w="0" w:type="dxa"/>
-          </w:tblCellMar>
-        </w:tblPrEx>
         <w:tc>
           <w:tcPr>
             <w:tcW w:w="3120" w:type="dxa"/>
@@ -3609,24 +3676,28 @@
             </w:tcMar>
           </w:tcPr>
           <w:p>
-            <w:r>
-              <w:rPr>
-                <w:color w:val="263238"/>
-                <w:sz w:val="20"/>
-                <w:szCs w:val="20"/>
-              </w:rPr>
-              <w:t>Cyan  (0, 255, 255)</w:t>
+            <w:proofErr w:type="gramStart"/>
+            <w:r>
+              <w:rPr>
+                <w:color w:val="263238"/>
+                <w:sz w:val="20"/>
+                <w:szCs w:val="20"/>
+              </w:rPr>
+              <w:t>Cyan  (</w:t>
+            </w:r>
+            <w:proofErr w:type="gramEnd"/>
+            <w:r>
+              <w:rPr>
+                <w:color w:val="263238"/>
+                <w:sz w:val="20"/>
+                <w:szCs w:val="20"/>
+              </w:rPr>
+              <w:t>0, 255, 255)</w:t>
             </w:r>
           </w:p>
         </w:tc>
       </w:tr>
       <w:tr>
-        <w:tblPrEx>
-          <w:tblCellMar>
-            <w:top w:w="0" w:type="dxa"/>
-            <w:bottom w:w="0" w:type="dxa"/>
-          </w:tblCellMar>
-        </w:tblPrEx>
         <w:tc>
           <w:tcPr>
             <w:tcW w:w="3120" w:type="dxa"/>
@@ -3701,13 +3772,23 @@
             </w:tcMar>
           </w:tcPr>
           <w:p>
-            <w:r>
-              <w:rPr>
-                <w:color w:val="263238"/>
-                <w:sz w:val="20"/>
-                <w:szCs w:val="20"/>
-              </w:rPr>
-              <w:t>Cyan  (0, 255, 255)</w:t>
+            <w:proofErr w:type="gramStart"/>
+            <w:r>
+              <w:rPr>
+                <w:color w:val="263238"/>
+                <w:sz w:val="20"/>
+                <w:szCs w:val="20"/>
+              </w:rPr>
+              <w:t>Cyan  (</w:t>
+            </w:r>
+            <w:proofErr w:type="gramEnd"/>
+            <w:r>
+              <w:rPr>
+                <w:color w:val="263238"/>
+                <w:sz w:val="20"/>
+                <w:szCs w:val="20"/>
+              </w:rPr>
+              <w:t>0, 255, 255)</w:t>
             </w:r>
           </w:p>
         </w:tc>
@@ -3738,8 +3819,13 @@
       <w:pPr>
         <w:pStyle w:val="Heading2"/>
       </w:pPr>
-      <w:r>
-        <w:t>5.2  Live Video Feed</w:t>
+      <w:proofErr w:type="gramStart"/>
+      <w:r>
+        <w:t>5.2  Live</w:t>
+      </w:r>
+      <w:proofErr w:type="gramEnd"/>
+      <w:r>
+        <w:t xml:space="preserve"> Video Feed</w:t>
       </w:r>
     </w:p>
     <w:p>
@@ -3905,8 +3991,13 @@
       <w:pPr>
         <w:pStyle w:val="Heading2"/>
       </w:pPr>
-      <w:r>
-        <w:t>5.3  Threat Alert System</w:t>
+      <w:proofErr w:type="gramStart"/>
+      <w:r>
+        <w:t>5.3  Threat</w:t>
+      </w:r>
+      <w:proofErr w:type="gramEnd"/>
+      <w:r>
+        <w:t xml:space="preserve"> Alert System</w:t>
       </w:r>
     </w:p>
     <w:p>
@@ -4026,8 +4117,13 @@
       <w:pPr>
         <w:pStyle w:val="Heading2"/>
       </w:pPr>
-      <w:r>
-        <w:t>5.4  Telemetry Panel</w:t>
+      <w:proofErr w:type="gramStart"/>
+      <w:r>
+        <w:t>5.4  Telemetry</w:t>
+      </w:r>
+      <w:proofErr w:type="gramEnd"/>
+      <w:r>
+        <w:t xml:space="preserve"> Panel</w:t>
       </w:r>
     </w:p>
     <w:p>
@@ -4147,8 +4243,13 @@
       <w:pPr>
         <w:pStyle w:val="Heading2"/>
       </w:pPr>
-      <w:r>
-        <w:t>5.5  Radar &amp; Map</w:t>
+      <w:proofErr w:type="gramStart"/>
+      <w:r>
+        <w:t>5.5  Radar</w:t>
+      </w:r>
+      <w:proofErr w:type="gramEnd"/>
+      <w:r>
+        <w:t xml:space="preserve"> &amp; Map</w:t>
       </w:r>
     </w:p>
     <w:p>
@@ -4180,7 +4281,21 @@
         <w:rPr>
           <w:color w:val="263238"/>
         </w:rPr>
-        <w:t>Map: Leaflet.js + OpenStreetMap tiles with a dark cyberpunk CSS filter (brightness(0.5) saturate(0.3) hue-rotate(170deg)). Live drone position marker with pulsing CSS animation. Threat markers rendered as rotated diamond icons.</w:t>
+        <w:t>Map: Leaflet.js + OpenStreetMap tiles with a dark cyberpunk CSS filter (</w:t>
+      </w:r>
+      <w:proofErr w:type="gramStart"/>
+      <w:r>
+        <w:rPr>
+          <w:color w:val="263238"/>
+        </w:rPr>
+        <w:t>brightness(</w:t>
+      </w:r>
+      <w:proofErr w:type="gramEnd"/>
+      <w:r>
+        <w:rPr>
+          <w:color w:val="263238"/>
+        </w:rPr>
+        <w:t>0.5) saturate(0.3) hue-rotate(170deg)). Live drone position marker with pulsing CSS animation. Threat markers rendered as rotated diamond icons.</w:t>
       </w:r>
     </w:p>
     <w:p>
@@ -4204,8 +4319,13 @@
       <w:pPr>
         <w:pStyle w:val="Heading2"/>
       </w:pPr>
-      <w:r>
-        <w:t>6.1  Hardware Setup</w:t>
+      <w:proofErr w:type="gramStart"/>
+      <w:r>
+        <w:t>6.1  Hardware</w:t>
+      </w:r>
+      <w:proofErr w:type="gramEnd"/>
+      <w:r>
+        <w:t xml:space="preserve"> Setup</w:t>
       </w:r>
     </w:p>
     <w:p>
@@ -4265,35 +4385,23 @@
         </w:numPr>
         <w:spacing w:before="40" w:after="40"/>
       </w:pPr>
-      <w:proofErr w:type="spellStart"/>
-      <w:r>
-        <w:rPr>
-          <w:color w:val="263238"/>
-        </w:rPr>
-        <w:t>WiFi</w:t>
-      </w:r>
-      <w:proofErr w:type="spellEnd"/>
-      <w:r>
-        <w:rPr>
-          <w:color w:val="263238"/>
-        </w:rPr>
-        <w:t xml:space="preserve"> connectivity over 2.4 GHz or 5 GHz 802.11n (same network as host PC).</w:t>
-      </w:r>
-    </w:p>
-    <w:p>
-      <w:pPr>
-        <w:spacing w:before="160"/>
-        <w:jc w:val="center"/>
-      </w:pPr>
       <w:r>
         <w:rPr>
           <w:noProof/>
         </w:rPr>
         <w:drawing>
-          <wp:inline distT="0" distB="0" distL="0" distR="0" wp14:anchorId="673DF92D" wp14:editId="4F8D30DA">
-            <wp:extent cx="5029200" cy="2828925"/>
-            <wp:effectExtent l="0" t="0" r="0" b="0"/>
-            <wp:docPr id="1001" name="DronePhoto" descr="SKYGUARD AI drone with Raspberry Pi 4B mounted on frame"/>
+          <wp:anchor distT="0" distB="0" distL="114300" distR="114300" simplePos="0" relativeHeight="251658240" behindDoc="0" locked="0" layoutInCell="1" allowOverlap="1" wp14:anchorId="5A267C10" wp14:editId="67AC473C">
+            <wp:simplePos x="0" y="0"/>
+            <wp:positionH relativeFrom="column">
+              <wp:posOffset>0</wp:posOffset>
+            </wp:positionH>
+            <wp:positionV relativeFrom="paragraph">
+              <wp:posOffset>295910</wp:posOffset>
+            </wp:positionV>
+            <wp:extent cx="2743200" cy="3098800"/>
+            <wp:effectExtent l="0" t="0" r="0" b="6350"/>
+            <wp:wrapTopAndBottom/>
+            <wp:docPr id="6" name="Picture 6"/>
             <wp:cNvGraphicFramePr>
               <a:graphicFrameLocks xmlns:a="http://schemas.openxmlformats.org/drawingml/2006/main" noChangeAspect="1"/>
             </wp:cNvGraphicFramePr>
@@ -4301,28 +4409,135 @@
               <a:graphicData uri="http://schemas.openxmlformats.org/drawingml/2006/picture">
                 <pic:pic xmlns:pic="http://schemas.openxmlformats.org/drawingml/2006/picture">
                   <pic:nvPicPr>
-                    <pic:cNvPr id="1001" name="DronePhoto"/>
+                    <pic:cNvPr id="6" name="Picture 6"/>
                     <pic:cNvPicPr/>
                   </pic:nvPicPr>
-                  <pic:blipFill>
-                    <a:blip r:embed="rId9"/>
-                    <a:stretch>
-                      <a:fillRect/>
-                    </a:stretch>
+                  <pic:blipFill rotWithShape="1">
+                    <a:blip r:embed="rId9" cstate="print">
+                      <a:extLst>
+                        <a:ext uri="{28A0092B-C50C-407E-A947-70E740481C1C}">
+                          <a14:useLocalDpi xmlns:a14="http://schemas.microsoft.com/office/drawing/2010/main" val="0"/>
+                        </a:ext>
+                      </a:extLst>
+                    </a:blip>
+                    <a:srcRect t="13575" b="11162"/>
+                    <a:stretch/>
                   </pic:blipFill>
-                  <pic:spPr>
+                  <pic:spPr bwMode="auto">
                     <a:xfrm>
                       <a:off x="0" y="0"/>
-                      <a:ext cx="5029200" cy="2828925"/>
+                      <a:ext cx="2743200" cy="3098800"/>
                     </a:xfrm>
                     <a:prstGeom prst="rect">
                       <a:avLst/>
                     </a:prstGeom>
-                    <a:ln w="12700">
-                      <a:solidFill>
-                        <a:srgbClr val="00A8B5"/>
-                      </a:solidFill>
+                    <a:ln>
+                      <a:noFill/>
                     </a:ln>
+                    <a:extLst>
+                      <a:ext uri="{53640926-AAD7-44D8-BBD7-CCE9431645EC}">
+                        <a14:shadowObscured xmlns:a14="http://schemas.microsoft.com/office/drawing/2010/main"/>
+                      </a:ext>
+                    </a:extLst>
+                  </pic:spPr>
+                </pic:pic>
+              </a:graphicData>
+            </a:graphic>
+            <wp14:sizeRelH relativeFrom="page">
+              <wp14:pctWidth>0</wp14:pctWidth>
+            </wp14:sizeRelH>
+            <wp14:sizeRelV relativeFrom="page">
+              <wp14:pctHeight>0</wp14:pctHeight>
+            </wp14:sizeRelV>
+          </wp:anchor>
+        </w:drawing>
+      </w:r>
+      <w:proofErr w:type="spellStart"/>
+      <w:r>
+        <w:rPr>
+          <w:color w:val="263238"/>
+        </w:rPr>
+        <w:t>WiFi</w:t>
+      </w:r>
+      <w:proofErr w:type="spellEnd"/>
+      <w:r>
+        <w:rPr>
+          <w:color w:val="263238"/>
+        </w:rPr>
+        <w:t xml:space="preserve"> connectivity over 2.4 GHz or 5 GHz 802.11n (same network as host PC).</w:t>
+      </w:r>
+    </w:p>
+    <w:p>
+      <w:pPr>
+        <w:spacing w:before="160"/>
+        <w:sectPr>
+          <w:headerReference w:type="default" r:id="rId10"/>
+          <w:footerReference w:type="default" r:id="rId11"/>
+          <w:pgSz w:w="12240" w:h="15840"/>
+          <w:pgMar w:top="1080" w:right="1440" w:bottom="1080" w:left="1440" w:header="708" w:footer="708" w:gutter="0"/>
+          <w:cols w:space="720"/>
+          <w:docGrid w:linePitch="360"/>
+        </w:sectPr>
+      </w:pPr>
+    </w:p>
+    <w:p>
+      <w:pPr>
+        <w:spacing w:before="160"/>
+        <w:jc w:val="center"/>
+        <w:sectPr>
+          <w:type w:val="continuous"/>
+          <w:pgSz w:w="12240" w:h="15840"/>
+          <w:pgMar w:top="1080" w:right="1440" w:bottom="1080" w:left="1440" w:header="708" w:footer="708" w:gutter="0"/>
+          <w:cols w:num="2" w:space="720"/>
+          <w:docGrid w:linePitch="360"/>
+        </w:sectPr>
+      </w:pPr>
+      <w:r>
+        <w:rPr>
+          <w:noProof/>
+        </w:rPr>
+        <w:drawing>
+          <wp:inline distT="0" distB="0" distL="0" distR="0" wp14:anchorId="1E8DFC44" wp14:editId="61612A9A">
+            <wp:extent cx="2742402" cy="3060700"/>
+            <wp:effectExtent l="0" t="0" r="1270" b="6350"/>
+            <wp:docPr id="5" name="Picture 5"/>
+            <wp:cNvGraphicFramePr>
+              <a:graphicFrameLocks xmlns:a="http://schemas.openxmlformats.org/drawingml/2006/main" noChangeAspect="1"/>
+            </wp:cNvGraphicFramePr>
+            <a:graphic xmlns:a="http://schemas.openxmlformats.org/drawingml/2006/main">
+              <a:graphicData uri="http://schemas.openxmlformats.org/drawingml/2006/picture">
+                <pic:pic xmlns:pic="http://schemas.openxmlformats.org/drawingml/2006/picture">
+                  <pic:nvPicPr>
+                    <pic:cNvPr id="5" name="Picture 5"/>
+                    <pic:cNvPicPr/>
+                  </pic:nvPicPr>
+                  <pic:blipFill rotWithShape="1">
+                    <a:blip r:embed="rId12" cstate="print">
+                      <a:extLst>
+                        <a:ext uri="{28A0092B-C50C-407E-A947-70E740481C1C}">
+                          <a14:useLocalDpi xmlns:a14="http://schemas.microsoft.com/office/drawing/2010/main" val="0"/>
+                        </a:ext>
+                      </a:extLst>
+                    </a:blip>
+                    <a:srcRect t="21053" b="11898"/>
+                    <a:stretch/>
+                  </pic:blipFill>
+                  <pic:spPr bwMode="auto">
+                    <a:xfrm>
+                      <a:off x="0" y="0"/>
+                      <a:ext cx="2759058" cy="3079289"/>
+                    </a:xfrm>
+                    <a:prstGeom prst="rect">
+                      <a:avLst/>
+                    </a:prstGeom>
+                    <a:ln>
+                      <a:noFill/>
+                    </a:ln>
+                    <a:extLst>
+                      <a:ext uri="{53640926-AAD7-44D8-BBD7-CCE9431645EC}">
+                        <a14:shadowObscured xmlns:a14="http://schemas.microsoft.com/office/drawing/2010/main"/>
+                      </a:ext>
+                    </a:extLst>
                   </pic:spPr>
                 </pic:pic>
               </a:graphicData>
@@ -4333,6 +4548,11 @@
     </w:p>
     <w:p>
       <w:pPr>
+        <w:spacing w:before="160"/>
+      </w:pPr>
+    </w:p>
+    <w:p>
+      <w:pPr>
         <w:spacing w:before="80" w:after="160"/>
         <w:jc w:val="center"/>
       </w:pPr>
@@ -4350,8 +4570,13 @@
       <w:pPr>
         <w:pStyle w:val="Heading2"/>
       </w:pPr>
-      <w:r>
-        <w:t>6.2  Camera Server (camera_server.py)</w:t>
+      <w:proofErr w:type="gramStart"/>
+      <w:r>
+        <w:t>6.2  Camera</w:t>
+      </w:r>
+      <w:proofErr w:type="gramEnd"/>
+      <w:r>
+        <w:t xml:space="preserve"> Server (camera_server.py)</w:t>
       </w:r>
     </w:p>
     <w:p>
@@ -4447,6 +4672,7 @@
         <w:shd w:val="clear" w:color="auto" w:fill="1A2332"/>
       </w:pPr>
       <w:proofErr w:type="spellStart"/>
+      <w:proofErr w:type="gramStart"/>
       <w:r>
         <w:rPr>
           <w:rFonts w:ascii="Courier New" w:eastAsia="Courier New" w:hAnsi="Courier New" w:cs="Courier New"/>
@@ -4457,6 +4683,7 @@
         <w:t>picam.configure</w:t>
       </w:r>
       <w:proofErr w:type="spellEnd"/>
+      <w:proofErr w:type="gramEnd"/>
       <w:r>
         <w:rPr>
           <w:rFonts w:ascii="Courier New" w:eastAsia="Courier New" w:hAnsi="Courier New" w:cs="Courier New"/>
@@ -4498,7 +4725,27 @@
           <w:sz w:val="18"/>
           <w:szCs w:val="18"/>
         </w:rPr>
-        <w:t xml:space="preserve">    main={"size": (640, 480), "format": "RGB888"}))</w:t>
+        <w:t xml:space="preserve">    main</w:t>
+      </w:r>
+      <w:proofErr w:type="gramStart"/>
+      <w:r>
+        <w:rPr>
+          <w:rFonts w:ascii="Courier New" w:eastAsia="Courier New" w:hAnsi="Courier New" w:cs="Courier New"/>
+          <w:color w:val="00E5FF"/>
+          <w:sz w:val="18"/>
+          <w:szCs w:val="18"/>
+        </w:rPr>
+        <w:t>={</w:t>
+      </w:r>
+      <w:proofErr w:type="gramEnd"/>
+      <w:r>
+        <w:rPr>
+          <w:rFonts w:ascii="Courier New" w:eastAsia="Courier New" w:hAnsi="Courier New" w:cs="Courier New"/>
+          <w:color w:val="00E5FF"/>
+          <w:sz w:val="18"/>
+          <w:szCs w:val="18"/>
+        </w:rPr>
+        <w:t>"size": (640, 480), "format": "RGB888"}))</w:t>
       </w:r>
     </w:p>
     <w:p>
@@ -4506,6 +4753,7 @@
         <w:shd w:val="clear" w:color="auto" w:fill="1A2332"/>
       </w:pPr>
       <w:proofErr w:type="spellStart"/>
+      <w:proofErr w:type="gramStart"/>
       <w:r>
         <w:rPr>
           <w:rFonts w:ascii="Courier New" w:eastAsia="Courier New" w:hAnsi="Courier New" w:cs="Courier New"/>
@@ -4516,6 +4764,7 @@
         <w:t>picam.start</w:t>
       </w:r>
       <w:proofErr w:type="spellEnd"/>
+      <w:proofErr w:type="gramEnd"/>
       <w:r>
         <w:rPr>
           <w:rFonts w:ascii="Courier New" w:eastAsia="Courier New" w:hAnsi="Courier New" w:cs="Courier New"/>
@@ -4542,7 +4791,27 @@
           <w:sz w:val="18"/>
           <w:szCs w:val="18"/>
         </w:rPr>
-        <w:t>def generate():</w:t>
+        <w:t xml:space="preserve">def </w:t>
+      </w:r>
+      <w:proofErr w:type="gramStart"/>
+      <w:r>
+        <w:rPr>
+          <w:rFonts w:ascii="Courier New" w:eastAsia="Courier New" w:hAnsi="Courier New" w:cs="Courier New"/>
+          <w:color w:val="00E5FF"/>
+          <w:sz w:val="18"/>
+          <w:szCs w:val="18"/>
+        </w:rPr>
+        <w:t>generate(</w:t>
+      </w:r>
+      <w:proofErr w:type="gramEnd"/>
+      <w:r>
+        <w:rPr>
+          <w:rFonts w:ascii="Courier New" w:eastAsia="Courier New" w:hAnsi="Courier New" w:cs="Courier New"/>
+          <w:color w:val="00E5FF"/>
+          <w:sz w:val="18"/>
+          <w:szCs w:val="18"/>
+        </w:rPr>
+        <w:t>):</w:t>
       </w:r>
     </w:p>
     <w:p>
@@ -4573,14 +4842,25 @@
         <w:t xml:space="preserve">        frame = </w:t>
       </w:r>
       <w:proofErr w:type="spellStart"/>
-      <w:r>
-        <w:rPr>
-          <w:rFonts w:ascii="Courier New" w:eastAsia="Courier New" w:hAnsi="Courier New" w:cs="Courier New"/>
-          <w:color w:val="00E5FF"/>
-          <w:sz w:val="18"/>
-          <w:szCs w:val="18"/>
-        </w:rPr>
-        <w:t>picam.capture_array</w:t>
+      <w:proofErr w:type="gramStart"/>
+      <w:r>
+        <w:rPr>
+          <w:rFonts w:ascii="Courier New" w:eastAsia="Courier New" w:hAnsi="Courier New" w:cs="Courier New"/>
+          <w:color w:val="00E5FF"/>
+          <w:sz w:val="18"/>
+          <w:szCs w:val="18"/>
+        </w:rPr>
+        <w:t>picam.capture</w:t>
+      </w:r>
+      <w:proofErr w:type="gramEnd"/>
+      <w:r>
+        <w:rPr>
+          <w:rFonts w:ascii="Courier New" w:eastAsia="Courier New" w:hAnsi="Courier New" w:cs="Courier New"/>
+          <w:color w:val="00E5FF"/>
+          <w:sz w:val="18"/>
+          <w:szCs w:val="18"/>
+        </w:rPr>
+        <w:t>_array</w:t>
       </w:r>
       <w:proofErr w:type="spellEnd"/>
       <w:r>
@@ -4743,6 +5023,7 @@
         <w:t xml:space="preserve">               + </w:t>
       </w:r>
       <w:proofErr w:type="spellStart"/>
+      <w:proofErr w:type="gramStart"/>
       <w:r>
         <w:rPr>
           <w:rFonts w:ascii="Courier New" w:eastAsia="Courier New" w:hAnsi="Courier New" w:cs="Courier New"/>
@@ -4753,6 +5034,7 @@
         <w:t>buf.tobytes</w:t>
       </w:r>
       <w:proofErr w:type="spellEnd"/>
+      <w:proofErr w:type="gramEnd"/>
       <w:r>
         <w:rPr>
           <w:rFonts w:ascii="Courier New" w:eastAsia="Courier New" w:hAnsi="Courier New" w:cs="Courier New"/>
@@ -4774,9 +5056,11 @@
           <w:sz w:val="18"/>
           <w:szCs w:val="18"/>
         </w:rPr>
+        <w:lastRenderedPageBreak/>
         <w:t xml:space="preserve">        </w:t>
       </w:r>
       <w:proofErr w:type="spellStart"/>
+      <w:proofErr w:type="gramStart"/>
       <w:r>
         <w:rPr>
           <w:rFonts w:ascii="Courier New" w:eastAsia="Courier New" w:hAnsi="Courier New" w:cs="Courier New"/>
@@ -4787,6 +5071,7 @@
         <w:t>time.sleep</w:t>
       </w:r>
       <w:proofErr w:type="spellEnd"/>
+      <w:proofErr w:type="gramEnd"/>
       <w:r>
         <w:rPr>
           <w:rFonts w:ascii="Courier New" w:eastAsia="Courier New" w:hAnsi="Courier New" w:cs="Courier New"/>
@@ -4806,9 +5091,13 @@
       <w:pPr>
         <w:pStyle w:val="Heading2"/>
       </w:pPr>
-      <w:r>
-        <w:lastRenderedPageBreak/>
-        <w:t>6.3  Backend Integration (detector.py)</w:t>
+      <w:proofErr w:type="gramStart"/>
+      <w:r>
+        <w:t>6.3  Backend</w:t>
+      </w:r>
+      <w:proofErr w:type="gramEnd"/>
+      <w:r>
+        <w:t xml:space="preserve"> Integration (detector.py)</w:t>
       </w:r>
     </w:p>
     <w:p>
@@ -4899,6 +5188,7 @@
         <w:t xml:space="preserve">if not </w:t>
       </w:r>
       <w:proofErr w:type="spellStart"/>
+      <w:proofErr w:type="gramStart"/>
       <w:r>
         <w:rPr>
           <w:rFonts w:ascii="Courier New" w:eastAsia="Courier New" w:hAnsi="Courier New" w:cs="Courier New"/>
@@ -4909,6 +5199,7 @@
         <w:t>self.cap.isOpened</w:t>
       </w:r>
       <w:proofErr w:type="spellEnd"/>
+      <w:proofErr w:type="gramEnd"/>
       <w:r>
         <w:rPr>
           <w:rFonts w:ascii="Courier New" w:eastAsia="Courier New" w:hAnsi="Courier New" w:cs="Courier New"/>
@@ -4962,8 +5253,13 @@
       <w:pPr>
         <w:pStyle w:val="Heading2"/>
       </w:pPr>
-      <w:r>
-        <w:t>6.4  Network Topology</w:t>
+      <w:proofErr w:type="gramStart"/>
+      <w:r>
+        <w:t>6.4  Network</w:t>
+      </w:r>
+      <w:proofErr w:type="gramEnd"/>
+      <w:r>
+        <w:t xml:space="preserve"> Topology</w:t>
       </w:r>
     </w:p>
     <w:p>
@@ -5131,12 +5427,6 @@
         <w:gridCol w:w="3120"/>
       </w:tblGrid>
       <w:tr>
-        <w:tblPrEx>
-          <w:tblCellMar>
-            <w:top w:w="0" w:type="dxa"/>
-            <w:bottom w:w="0" w:type="dxa"/>
-          </w:tblCellMar>
-        </w:tblPrEx>
         <w:trPr>
           <w:tblHeader/>
         </w:trPr>
@@ -5244,12 +5534,6 @@
         </w:tc>
       </w:tr>
       <w:tr>
-        <w:tblPrEx>
-          <w:tblCellMar>
-            <w:top w:w="0" w:type="dxa"/>
-            <w:bottom w:w="0" w:type="dxa"/>
-          </w:tblCellMar>
-        </w:tblPrEx>
         <w:tc>
           <w:tcPr>
             <w:tcW w:w="3120" w:type="dxa"/>
@@ -5274,8 +5558,18 @@
                 <w:sz w:val="20"/>
                 <w:szCs w:val="20"/>
               </w:rPr>
-              <w:t>/video</w:t>
-            </w:r>
+              <w:t>/</w:t>
+            </w:r>
+            <w:proofErr w:type="gramStart"/>
+            <w:r>
+              <w:rPr>
+                <w:color w:val="263238"/>
+                <w:sz w:val="20"/>
+                <w:szCs w:val="20"/>
+              </w:rPr>
+              <w:t>video</w:t>
+            </w:r>
+            <w:proofErr w:type="gramEnd"/>
           </w:p>
         </w:tc>
         <w:tc>
@@ -5336,12 +5630,6 @@
         </w:tc>
       </w:tr>
       <w:tr>
-        <w:tblPrEx>
-          <w:tblCellMar>
-            <w:top w:w="0" w:type="dxa"/>
-            <w:bottom w:w="0" w:type="dxa"/>
-          </w:tblCellMar>
-        </w:tblPrEx>
         <w:tc>
           <w:tcPr>
             <w:tcW w:w="3120" w:type="dxa"/>
@@ -5366,8 +5654,18 @@
                 <w:sz w:val="20"/>
                 <w:szCs w:val="20"/>
               </w:rPr>
-              <w:t>/alerts</w:t>
-            </w:r>
+              <w:t>/</w:t>
+            </w:r>
+            <w:proofErr w:type="gramStart"/>
+            <w:r>
+              <w:rPr>
+                <w:color w:val="263238"/>
+                <w:sz w:val="20"/>
+                <w:szCs w:val="20"/>
+              </w:rPr>
+              <w:t>alerts</w:t>
+            </w:r>
+            <w:proofErr w:type="gramEnd"/>
           </w:p>
         </w:tc>
         <w:tc>
@@ -5428,12 +5726,6 @@
         </w:tc>
       </w:tr>
       <w:tr>
-        <w:tblPrEx>
-          <w:tblCellMar>
-            <w:top w:w="0" w:type="dxa"/>
-            <w:bottom w:w="0" w:type="dxa"/>
-          </w:tblCellMar>
-        </w:tblPrEx>
         <w:tc>
           <w:tcPr>
             <w:tcW w:w="3120" w:type="dxa"/>
@@ -5458,8 +5750,18 @@
                 <w:sz w:val="20"/>
                 <w:szCs w:val="20"/>
               </w:rPr>
-              <w:t>/detections</w:t>
-            </w:r>
+              <w:t>/</w:t>
+            </w:r>
+            <w:proofErr w:type="gramStart"/>
+            <w:r>
+              <w:rPr>
+                <w:color w:val="263238"/>
+                <w:sz w:val="20"/>
+                <w:szCs w:val="20"/>
+              </w:rPr>
+              <w:t>detections</w:t>
+            </w:r>
+            <w:proofErr w:type="gramEnd"/>
           </w:p>
         </w:tc>
         <w:tc>
@@ -5520,12 +5822,6 @@
         </w:tc>
       </w:tr>
       <w:tr>
-        <w:tblPrEx>
-          <w:tblCellMar>
-            <w:top w:w="0" w:type="dxa"/>
-            <w:bottom w:w="0" w:type="dxa"/>
-          </w:tblCellMar>
-        </w:tblPrEx>
         <w:tc>
           <w:tcPr>
             <w:tcW w:w="3120" w:type="dxa"/>
@@ -5550,8 +5846,18 @@
                 <w:sz w:val="20"/>
                 <w:szCs w:val="20"/>
               </w:rPr>
-              <w:t>/telemetry</w:t>
-            </w:r>
+              <w:t>/</w:t>
+            </w:r>
+            <w:proofErr w:type="gramStart"/>
+            <w:r>
+              <w:rPr>
+                <w:color w:val="263238"/>
+                <w:sz w:val="20"/>
+                <w:szCs w:val="20"/>
+              </w:rPr>
+              <w:t>telemetry</w:t>
+            </w:r>
+            <w:proofErr w:type="gramEnd"/>
           </w:p>
         </w:tc>
         <w:tc>
@@ -5612,12 +5918,6 @@
         </w:tc>
       </w:tr>
       <w:tr>
-        <w:tblPrEx>
-          <w:tblCellMar>
-            <w:top w:w="0" w:type="dxa"/>
-            <w:bottom w:w="0" w:type="dxa"/>
-          </w:tblCellMar>
-        </w:tblPrEx>
         <w:tc>
           <w:tcPr>
             <w:tcW w:w="3120" w:type="dxa"/>
@@ -5704,12 +6004,6 @@
         </w:tc>
       </w:tr>
       <w:tr>
-        <w:tblPrEx>
-          <w:tblCellMar>
-            <w:top w:w="0" w:type="dxa"/>
-            <w:bottom w:w="0" w:type="dxa"/>
-          </w:tblCellMar>
-        </w:tblPrEx>
         <w:tc>
           <w:tcPr>
             <w:tcW w:w="3120" w:type="dxa"/>
@@ -5796,12 +6090,6 @@
         </w:tc>
       </w:tr>
       <w:tr>
-        <w:tblPrEx>
-          <w:tblCellMar>
-            <w:top w:w="0" w:type="dxa"/>
-            <w:bottom w:w="0" w:type="dxa"/>
-          </w:tblCellMar>
-        </w:tblPrEx>
         <w:tc>
           <w:tcPr>
             <w:tcW w:w="3120" w:type="dxa"/>
@@ -5826,8 +6114,18 @@
                 <w:sz w:val="20"/>
                 <w:szCs w:val="20"/>
               </w:rPr>
-              <w:t>/health</w:t>
-            </w:r>
+              <w:t>/</w:t>
+            </w:r>
+            <w:proofErr w:type="gramStart"/>
+            <w:r>
+              <w:rPr>
+                <w:color w:val="263238"/>
+                <w:sz w:val="20"/>
+                <w:szCs w:val="20"/>
+              </w:rPr>
+              <w:t>health</w:t>
+            </w:r>
+            <w:proofErr w:type="gramEnd"/>
           </w:p>
         </w:tc>
         <w:tc>
@@ -5909,8 +6207,13 @@
       <w:pPr>
         <w:pStyle w:val="Heading2"/>
       </w:pPr>
-      <w:r>
-        <w:t>8.1  On Raspberry Pi (Drone)</w:t>
+      <w:proofErr w:type="gramStart"/>
+      <w:r>
+        <w:t>8.1  On</w:t>
+      </w:r>
+      <w:proofErr w:type="gramEnd"/>
+      <w:r>
+        <w:t xml:space="preserve"> Raspberry Pi (Drone)</w:t>
       </w:r>
     </w:p>
     <w:p>
@@ -6066,8 +6369,13 @@
       <w:pPr>
         <w:pStyle w:val="Heading2"/>
       </w:pPr>
-      <w:r>
-        <w:t>8.2  On Host PC (Backend)</w:t>
+      <w:proofErr w:type="gramStart"/>
+      <w:r>
+        <w:t>8.2  On</w:t>
+      </w:r>
+      <w:proofErr w:type="gramEnd"/>
+      <w:r>
+        <w:t xml:space="preserve"> Host PC (Backend)</w:t>
       </w:r>
     </w:p>
     <w:p>
@@ -6275,9 +6583,11 @@
       <w:pPr>
         <w:pStyle w:val="Heading2"/>
       </w:pPr>
+      <w:proofErr w:type="gramStart"/>
       <w:r>
         <w:t>8.3  Frontend</w:t>
       </w:r>
+      <w:proofErr w:type="gramEnd"/>
     </w:p>
     <w:p>
       <w:pPr>
@@ -6446,12 +6756,6 @@
         <w:gridCol w:w="3120"/>
       </w:tblGrid>
       <w:tr>
-        <w:tblPrEx>
-          <w:tblCellMar>
-            <w:top w:w="0" w:type="dxa"/>
-            <w:bottom w:w="0" w:type="dxa"/>
-          </w:tblCellMar>
-        </w:tblPrEx>
         <w:trPr>
           <w:tblHeader/>
         </w:trPr>
@@ -6559,12 +6863,6 @@
         </w:tc>
       </w:tr>
       <w:tr>
-        <w:tblPrEx>
-          <w:tblCellMar>
-            <w:top w:w="0" w:type="dxa"/>
-            <w:bottom w:w="0" w:type="dxa"/>
-          </w:tblCellMar>
-        </w:tblPrEx>
         <w:tc>
           <w:tcPr>
             <w:tcW w:w="3120" w:type="dxa"/>
@@ -6651,12 +6949,6 @@
         </w:tc>
       </w:tr>
       <w:tr>
-        <w:tblPrEx>
-          <w:tblCellMar>
-            <w:top w:w="0" w:type="dxa"/>
-            <w:bottom w:w="0" w:type="dxa"/>
-          </w:tblCellMar>
-        </w:tblPrEx>
         <w:tc>
           <w:tcPr>
             <w:tcW w:w="3120" w:type="dxa"/>
@@ -6743,12 +7035,6 @@
         </w:tc>
       </w:tr>
       <w:tr>
-        <w:tblPrEx>
-          <w:tblCellMar>
-            <w:top w:w="0" w:type="dxa"/>
-            <w:bottom w:w="0" w:type="dxa"/>
-          </w:tblCellMar>
-        </w:tblPrEx>
         <w:tc>
           <w:tcPr>
             <w:tcW w:w="3120" w:type="dxa"/>
@@ -6845,12 +7131,6 @@
         </w:tc>
       </w:tr>
       <w:tr>
-        <w:tblPrEx>
-          <w:tblCellMar>
-            <w:top w:w="0" w:type="dxa"/>
-            <w:bottom w:w="0" w:type="dxa"/>
-          </w:tblCellMar>
-        </w:tblPrEx>
         <w:tc>
           <w:tcPr>
             <w:tcW w:w="3120" w:type="dxa"/>
@@ -6937,12 +7217,6 @@
         </w:tc>
       </w:tr>
       <w:tr>
-        <w:tblPrEx>
-          <w:tblCellMar>
-            <w:top w:w="0" w:type="dxa"/>
-            <w:bottom w:w="0" w:type="dxa"/>
-          </w:tblCellMar>
-        </w:tblPrEx>
         <w:tc>
           <w:tcPr>
             <w:tcW w:w="3120" w:type="dxa"/>
@@ -7029,12 +7303,6 @@
         </w:tc>
       </w:tr>
       <w:tr>
-        <w:tblPrEx>
-          <w:tblCellMar>
-            <w:top w:w="0" w:type="dxa"/>
-            <w:bottom w:w="0" w:type="dxa"/>
-          </w:tblCellMar>
-        </w:tblPrEx>
         <w:tc>
           <w:tcPr>
             <w:tcW w:w="3120" w:type="dxa"/>
@@ -7121,12 +7389,6 @@
         </w:tc>
       </w:tr>
       <w:tr>
-        <w:tblPrEx>
-          <w:tblCellMar>
-            <w:top w:w="0" w:type="dxa"/>
-            <w:bottom w:w="0" w:type="dxa"/>
-          </w:tblCellMar>
-        </w:tblPrEx>
         <w:tc>
           <w:tcPr>
             <w:tcW w:w="3120" w:type="dxa"/>
@@ -7231,12 +7493,6 @@
         </w:tc>
       </w:tr>
       <w:tr>
-        <w:tblPrEx>
-          <w:tblCellMar>
-            <w:top w:w="0" w:type="dxa"/>
-            <w:bottom w:w="0" w:type="dxa"/>
-          </w:tblCellMar>
-        </w:tblPrEx>
         <w:tc>
           <w:tcPr>
             <w:tcW w:w="3120" w:type="dxa"/>
@@ -7333,12 +7589,6 @@
         </w:tc>
       </w:tr>
       <w:tr>
-        <w:tblPrEx>
-          <w:tblCellMar>
-            <w:top w:w="0" w:type="dxa"/>
-            <w:bottom w:w="0" w:type="dxa"/>
-          </w:tblCellMar>
-        </w:tblPrEx>
         <w:tc>
           <w:tcPr>
             <w:tcW w:w="3120" w:type="dxa"/>
@@ -7446,8 +7696,13 @@
       <w:pPr>
         <w:pStyle w:val="Heading2"/>
       </w:pPr>
-      <w:r>
-        <w:t>10.1  Short-Term (3 months)</w:t>
+      <w:proofErr w:type="gramStart"/>
+      <w:r>
+        <w:t>10.1  Short</w:t>
+      </w:r>
+      <w:proofErr w:type="gramEnd"/>
+      <w:r>
+        <w:t>-Term (3 months)</w:t>
       </w:r>
     </w:p>
     <w:p>
@@ -7537,8 +7792,13 @@
       <w:pPr>
         <w:pStyle w:val="Heading2"/>
       </w:pPr>
-      <w:r>
-        <w:t>10.2  Medium-Term (6 months)</w:t>
+      <w:proofErr w:type="gramStart"/>
+      <w:r>
+        <w:t>10.2  Medium</w:t>
+      </w:r>
+      <w:proofErr w:type="gramEnd"/>
+      <w:r>
+        <w:t>-Term (6 months)</w:t>
       </w:r>
     </w:p>
     <w:p>
@@ -7628,8 +7888,13 @@
       <w:pPr>
         <w:pStyle w:val="Heading2"/>
       </w:pPr>
-      <w:r>
-        <w:t>10.3  Long-Term (12 months)</w:t>
+      <w:proofErr w:type="gramStart"/>
+      <w:r>
+        <w:t>10.3  Long</w:t>
+      </w:r>
+      <w:proofErr w:type="gramEnd"/>
+      <w:r>
+        <w:t>-Term (12 months)</w:t>
       </w:r>
     </w:p>
     <w:p>
@@ -7783,8 +8048,7 @@
       </w:r>
     </w:p>
     <w:sectPr>
-      <w:headerReference w:type="default" r:id="rId10"/>
-      <w:footerReference w:type="default" r:id="rId11"/>
+      <w:type w:val="continuous"/>
       <w:pgSz w:w="12240" w:h="15840"/>
       <w:pgMar w:top="1080" w:right="1440" w:bottom="1080" w:left="1440" w:header="708" w:footer="708" w:gutter="0"/>
       <w:cols w:space="720"/>

--- a/SKYGUARD_AI_Report.docx
+++ b/SKYGUARD_AI_Report.docx
@@ -11,7 +11,6 @@
       <w:pPr>
         <w:jc w:val="center"/>
       </w:pPr>
-      <w:proofErr w:type="gramStart"/>
       <w:r>
         <w:rPr>
           <w:rFonts w:ascii="Arial Black" w:eastAsia="Arial Black" w:hAnsi="Arial Black" w:cs="Arial Black"/>
@@ -21,19 +20,7 @@
           <w:sz w:val="64"/>
           <w:szCs w:val="64"/>
         </w:rPr>
-        <w:t>🛸  SKYGUARD</w:t>
-      </w:r>
-      <w:proofErr w:type="gramEnd"/>
-      <w:r>
-        <w:rPr>
-          <w:rFonts w:ascii="Arial Black" w:eastAsia="Arial Black" w:hAnsi="Arial Black" w:cs="Arial Black"/>
-          <w:b/>
-          <w:bCs/>
-          <w:color w:val="0A1628"/>
-          <w:sz w:val="64"/>
-          <w:szCs w:val="64"/>
-        </w:rPr>
-        <w:t xml:space="preserve"> AI</w:t>
+        <w:t>🛸  SKYGUARD AI</w:t>
       </w:r>
     </w:p>
     <w:p>
@@ -76,31 +63,7 @@
           <w:sz w:val="24"/>
           <w:szCs w:val="24"/>
         </w:rPr>
-        <w:t xml:space="preserve">Technical Project </w:t>
-      </w:r>
-      <w:proofErr w:type="gramStart"/>
-      <w:r>
-        <w:rPr>
-          <w:rFonts w:ascii="Arial" w:eastAsia="Arial" w:hAnsi="Arial" w:cs="Arial"/>
-          <w:i/>
-          <w:iCs/>
-          <w:color w:val="546E7A"/>
-          <w:sz w:val="24"/>
-          <w:szCs w:val="24"/>
-        </w:rPr>
-        <w:t>Report  |</w:t>
-      </w:r>
-      <w:proofErr w:type="gramEnd"/>
-      <w:r>
-        <w:rPr>
-          <w:rFonts w:ascii="Arial" w:eastAsia="Arial" w:hAnsi="Arial" w:cs="Arial"/>
-          <w:i/>
-          <w:iCs/>
-          <w:color w:val="546E7A"/>
-          <w:sz w:val="24"/>
-          <w:szCs w:val="24"/>
-        </w:rPr>
-        <w:t xml:space="preserve">  Hackathon Submission</w:t>
+        <w:t>Technical Project Report  |  Hackathon Submission</w:t>
       </w:r>
     </w:p>
     <w:p>
@@ -152,7 +115,6 @@
         <w:jc w:val="center"/>
       </w:pPr>
       <w:proofErr w:type="spellStart"/>
-      <w:proofErr w:type="gramStart"/>
       <w:r>
         <w:rPr>
           <w:color w:val="546E7A"/>
@@ -164,14 +126,7 @@
         <w:rPr>
           <w:color w:val="546E7A"/>
         </w:rPr>
-        <w:t xml:space="preserve">  •</w:t>
-      </w:r>
-      <w:proofErr w:type="gramEnd"/>
-      <w:r>
-        <w:rPr>
-          <w:color w:val="546E7A"/>
-        </w:rPr>
-        <w:t xml:space="preserve">  React + </w:t>
+        <w:t xml:space="preserve">  •  React + </w:t>
       </w:r>
       <w:proofErr w:type="spellStart"/>
       <w:r>
@@ -219,8 +174,12 @@
     <w:p>
       <w:pPr>
         <w:sectPr>
-          <w:headerReference w:type="default" r:id="rId7"/>
-          <w:footerReference w:type="default" r:id="rId8"/>
+          <w:headerReference w:type="even" r:id="rId7"/>
+          <w:headerReference w:type="default" r:id="rId8"/>
+          <w:footerReference w:type="even" r:id="rId9"/>
+          <w:footerReference w:type="default" r:id="rId10"/>
+          <w:headerReference w:type="first" r:id="rId11"/>
+          <w:footerReference w:type="first" r:id="rId12"/>
           <w:pgSz w:w="12240" w:h="15840"/>
           <w:pgMar w:top="720" w:right="1440" w:bottom="720" w:left="1440" w:header="708" w:footer="708" w:gutter="0"/>
           <w:cols w:space="720"/>
@@ -669,13 +628,8 @@
       <w:pPr>
         <w:pStyle w:val="Heading2"/>
       </w:pPr>
-      <w:proofErr w:type="gramStart"/>
-      <w:r>
-        <w:t>2.1  SKYGUARD</w:t>
-      </w:r>
-      <w:proofErr w:type="gramEnd"/>
-      <w:r>
-        <w:t xml:space="preserve"> AI Solution</w:t>
+      <w:r>
+        <w:t>2.1  SKYGUARD AI Solution</w:t>
       </w:r>
     </w:p>
     <w:p>
@@ -795,13 +749,8 @@
       <w:pPr>
         <w:pStyle w:val="Heading2"/>
       </w:pPr>
-      <w:proofErr w:type="gramStart"/>
-      <w:r>
-        <w:t>3.1  Architecture</w:t>
-      </w:r>
-      <w:proofErr w:type="gramEnd"/>
-      <w:r>
-        <w:t xml:space="preserve"> Overview</w:t>
+      <w:r>
+        <w:t>3.1  Architecture Overview</w:t>
       </w:r>
     </w:p>
     <w:p>
@@ -834,77 +783,35 @@
           <w:sz w:val="18"/>
           <w:szCs w:val="18"/>
         </w:rPr>
-        <w:t xml:space="preserve">│              DRONE LAYER (Raspberry </w:t>
-      </w:r>
-      <w:proofErr w:type="gramStart"/>
-      <w:r>
-        <w:rPr>
-          <w:rFonts w:ascii="Courier New" w:eastAsia="Courier New" w:hAnsi="Courier New" w:cs="Courier New"/>
-          <w:color w:val="00E5FF"/>
-          <w:sz w:val="18"/>
-          <w:szCs w:val="18"/>
-        </w:rPr>
-        <w:t xml:space="preserve">Pi)   </w:t>
-      </w:r>
-      <w:proofErr w:type="gramEnd"/>
-      <w:r>
-        <w:rPr>
-          <w:rFonts w:ascii="Courier New" w:eastAsia="Courier New" w:hAnsi="Courier New" w:cs="Courier New"/>
-          <w:color w:val="00E5FF"/>
-          <w:sz w:val="18"/>
-          <w:szCs w:val="18"/>
-        </w:rPr>
-        <w:t xml:space="preserve">              │</w:t>
+        <w:t>│              DRONE LAYER (Raspberry Pi)                 │</w:t>
       </w:r>
     </w:p>
     <w:p>
       <w:pPr>
         <w:shd w:val="clear" w:color="auto" w:fill="1A2332"/>
       </w:pPr>
-      <w:proofErr w:type="gramStart"/>
-      <w:r>
-        <w:rPr>
-          <w:rFonts w:ascii="Courier New" w:eastAsia="Courier New" w:hAnsi="Courier New" w:cs="Courier New"/>
-          <w:color w:val="00E5FF"/>
-          <w:sz w:val="18"/>
-          <w:szCs w:val="18"/>
-        </w:rPr>
-        <w:t>│  Pi</w:t>
-      </w:r>
-      <w:proofErr w:type="gramEnd"/>
-      <w:r>
-        <w:rPr>
-          <w:rFonts w:ascii="Courier New" w:eastAsia="Courier New" w:hAnsi="Courier New" w:cs="Courier New"/>
-          <w:color w:val="00E5FF"/>
-          <w:sz w:val="18"/>
-          <w:szCs w:val="18"/>
-        </w:rPr>
-        <w:t xml:space="preserve"> Camera v2/v3 → picamera2 → Flask MJPEG Server      │</w:t>
+      <w:r>
+        <w:rPr>
+          <w:rFonts w:ascii="Courier New" w:eastAsia="Courier New" w:hAnsi="Courier New" w:cs="Courier New"/>
+          <w:color w:val="00E5FF"/>
+          <w:sz w:val="18"/>
+          <w:szCs w:val="18"/>
+        </w:rPr>
+        <w:t>│  Pi Camera v2/v3 → picamera2 → Flask MJPEG Server      │</w:t>
       </w:r>
     </w:p>
     <w:p>
       <w:pPr>
         <w:shd w:val="clear" w:color="auto" w:fill="1A2332"/>
       </w:pPr>
-      <w:proofErr w:type="gramStart"/>
-      <w:r>
-        <w:rPr>
-          <w:rFonts w:ascii="Courier New" w:eastAsia="Courier New" w:hAnsi="Courier New" w:cs="Courier New"/>
-          <w:color w:val="00E5FF"/>
-          <w:sz w:val="18"/>
-          <w:szCs w:val="18"/>
-        </w:rPr>
-        <w:t>│  Port</w:t>
-      </w:r>
-      <w:proofErr w:type="gramEnd"/>
-      <w:r>
-        <w:rPr>
-          <w:rFonts w:ascii="Courier New" w:eastAsia="Courier New" w:hAnsi="Courier New" w:cs="Courier New"/>
-          <w:color w:val="00E5FF"/>
-          <w:sz w:val="18"/>
-          <w:szCs w:val="18"/>
-        </w:rPr>
-        <w:t xml:space="preserve"> 8001  |  640×480  |  </w:t>
+      <w:r>
+        <w:rPr>
+          <w:rFonts w:ascii="Courier New" w:eastAsia="Courier New" w:hAnsi="Courier New" w:cs="Courier New"/>
+          <w:color w:val="00E5FF"/>
+          <w:sz w:val="18"/>
+          <w:szCs w:val="18"/>
+        </w:rPr>
+        <w:t xml:space="preserve">│  Port 8001  |  640×480  |  </w:t>
       </w:r>
       <w:proofErr w:type="spellStart"/>
       <w:r>
@@ -952,27 +859,7 @@
           <w:sz w:val="18"/>
           <w:szCs w:val="18"/>
         </w:rPr>
-        <w:t xml:space="preserve">                      </w:t>
-      </w:r>
-      <w:proofErr w:type="gramStart"/>
-      <w:r>
-        <w:rPr>
-          <w:rFonts w:ascii="Courier New" w:eastAsia="Courier New" w:hAnsi="Courier New" w:cs="Courier New"/>
-          <w:color w:val="00E5FF"/>
-          <w:sz w:val="18"/>
-          <w:szCs w:val="18"/>
-        </w:rPr>
-        <w:t>│  HTTP</w:t>
-      </w:r>
-      <w:proofErr w:type="gramEnd"/>
-      <w:r>
-        <w:rPr>
-          <w:rFonts w:ascii="Courier New" w:eastAsia="Courier New" w:hAnsi="Courier New" w:cs="Courier New"/>
-          <w:color w:val="00E5FF"/>
-          <w:sz w:val="18"/>
-          <w:szCs w:val="18"/>
-        </w:rPr>
-        <w:t xml:space="preserve"> MJPEG Stream</w:t>
+        <w:t xml:space="preserve">                      │  HTTP MJPEG Stream</w:t>
       </w:r>
     </w:p>
     <w:p>
@@ -1000,34 +887,13 @@
           <w:sz w:val="18"/>
           <w:szCs w:val="18"/>
         </w:rPr>
-        <w:t xml:space="preserve">│           PROCESSING LAYER (Host PC / </w:t>
-      </w:r>
-      <w:proofErr w:type="gramStart"/>
-      <w:r>
-        <w:rPr>
-          <w:rFonts w:ascii="Courier New" w:eastAsia="Courier New" w:hAnsi="Courier New" w:cs="Courier New"/>
-          <w:color w:val="00E5FF"/>
-          <w:sz w:val="18"/>
-          <w:szCs w:val="18"/>
-        </w:rPr>
-        <w:t xml:space="preserve">Server)   </w:t>
-      </w:r>
-      <w:proofErr w:type="gramEnd"/>
-      <w:r>
-        <w:rPr>
-          <w:rFonts w:ascii="Courier New" w:eastAsia="Courier New" w:hAnsi="Courier New" w:cs="Courier New"/>
-          <w:color w:val="00E5FF"/>
-          <w:sz w:val="18"/>
-          <w:szCs w:val="18"/>
-        </w:rPr>
-        <w:t xml:space="preserve">        │</w:t>
+        <w:t>│           PROCESSING LAYER (Host PC / Server)           │</w:t>
       </w:r>
     </w:p>
     <w:p>
       <w:pPr>
         <w:shd w:val="clear" w:color="auto" w:fill="1A2332"/>
       </w:pPr>
-      <w:proofErr w:type="gramStart"/>
       <w:r>
         <w:rPr>
           <w:rFonts w:ascii="Courier New" w:eastAsia="Courier New" w:hAnsi="Courier New" w:cs="Courier New"/>
@@ -1048,7 +914,6 @@
         <w:t>FastAPI</w:t>
       </w:r>
       <w:proofErr w:type="spellEnd"/>
-      <w:proofErr w:type="gramEnd"/>
       <w:r>
         <w:rPr>
           <w:rFonts w:ascii="Courier New" w:eastAsia="Courier New" w:hAnsi="Courier New" w:cs="Courier New"/>
@@ -1063,25 +928,14 @@
       <w:pPr>
         <w:shd w:val="clear" w:color="auto" w:fill="1A2332"/>
       </w:pPr>
-      <w:proofErr w:type="gramStart"/>
-      <w:r>
-        <w:rPr>
-          <w:rFonts w:ascii="Courier New" w:eastAsia="Courier New" w:hAnsi="Courier New" w:cs="Courier New"/>
-          <w:color w:val="00E5FF"/>
-          <w:sz w:val="18"/>
-          <w:szCs w:val="18"/>
-        </w:rPr>
-        <w:t>│  /</w:t>
-      </w:r>
-      <w:proofErr w:type="gramEnd"/>
-      <w:r>
-        <w:rPr>
-          <w:rFonts w:ascii="Courier New" w:eastAsia="Courier New" w:hAnsi="Courier New" w:cs="Courier New"/>
-          <w:color w:val="00E5FF"/>
-          <w:sz w:val="18"/>
-          <w:szCs w:val="18"/>
-        </w:rPr>
-        <w:t>video  /alerts  /telemetry  /detections               │</w:t>
+      <w:r>
+        <w:rPr>
+          <w:rFonts w:ascii="Courier New" w:eastAsia="Courier New" w:hAnsi="Courier New" w:cs="Courier New"/>
+          <w:color w:val="00E5FF"/>
+          <w:sz w:val="18"/>
+          <w:szCs w:val="18"/>
+        </w:rPr>
+        <w:t>│  /video  /alerts  /telemetry  /detections               │</w:t>
       </w:r>
     </w:p>
     <w:p>
@@ -1109,27 +963,7 @@
           <w:sz w:val="18"/>
           <w:szCs w:val="18"/>
         </w:rPr>
-        <w:t xml:space="preserve">                      </w:t>
-      </w:r>
-      <w:proofErr w:type="gramStart"/>
-      <w:r>
-        <w:rPr>
-          <w:rFonts w:ascii="Courier New" w:eastAsia="Courier New" w:hAnsi="Courier New" w:cs="Courier New"/>
-          <w:color w:val="00E5FF"/>
-          <w:sz w:val="18"/>
-          <w:szCs w:val="18"/>
-        </w:rPr>
-        <w:t>│  REST</w:t>
-      </w:r>
-      <w:proofErr w:type="gramEnd"/>
-      <w:r>
-        <w:rPr>
-          <w:rFonts w:ascii="Courier New" w:eastAsia="Courier New" w:hAnsi="Courier New" w:cs="Courier New"/>
-          <w:color w:val="00E5FF"/>
-          <w:sz w:val="18"/>
-          <w:szCs w:val="18"/>
-        </w:rPr>
-        <w:t xml:space="preserve"> + MJPEG</w:t>
+        <w:t xml:space="preserve">                      │  REST + MJPEG</w:t>
       </w:r>
     </w:p>
     <w:p>
@@ -1157,52 +991,21 @@
           <w:sz w:val="18"/>
           <w:szCs w:val="18"/>
         </w:rPr>
-        <w:t xml:space="preserve">│        PRESENTATION LAYER (Browser / </w:t>
-      </w:r>
-      <w:proofErr w:type="gramStart"/>
-      <w:r>
-        <w:rPr>
-          <w:rFonts w:ascii="Courier New" w:eastAsia="Courier New" w:hAnsi="Courier New" w:cs="Courier New"/>
-          <w:color w:val="00E5FF"/>
-          <w:sz w:val="18"/>
-          <w:szCs w:val="18"/>
-        </w:rPr>
-        <w:t xml:space="preserve">Frontend)   </w:t>
-      </w:r>
-      <w:proofErr w:type="gramEnd"/>
-      <w:r>
-        <w:rPr>
-          <w:rFonts w:ascii="Courier New" w:eastAsia="Courier New" w:hAnsi="Courier New" w:cs="Courier New"/>
-          <w:color w:val="00E5FF"/>
-          <w:sz w:val="18"/>
-          <w:szCs w:val="18"/>
-        </w:rPr>
-        <w:t xml:space="preserve">       │</w:t>
+        <w:t>│        PRESENTATION LAYER (Browser / Frontend)          │</w:t>
       </w:r>
     </w:p>
     <w:p>
       <w:pPr>
         <w:shd w:val="clear" w:color="auto" w:fill="1A2332"/>
       </w:pPr>
-      <w:proofErr w:type="gramStart"/>
-      <w:r>
-        <w:rPr>
-          <w:rFonts w:ascii="Courier New" w:eastAsia="Courier New" w:hAnsi="Courier New" w:cs="Courier New"/>
-          <w:color w:val="00E5FF"/>
-          <w:sz w:val="18"/>
-          <w:szCs w:val="18"/>
-        </w:rPr>
-        <w:t>│  React</w:t>
-      </w:r>
-      <w:proofErr w:type="gramEnd"/>
-      <w:r>
-        <w:rPr>
-          <w:rFonts w:ascii="Courier New" w:eastAsia="Courier New" w:hAnsi="Courier New" w:cs="Courier New"/>
-          <w:color w:val="00E5FF"/>
-          <w:sz w:val="18"/>
-          <w:szCs w:val="18"/>
-        </w:rPr>
-        <w:t xml:space="preserve"> + </w:t>
+      <w:r>
+        <w:rPr>
+          <w:rFonts w:ascii="Courier New" w:eastAsia="Courier New" w:hAnsi="Courier New" w:cs="Courier New"/>
+          <w:color w:val="00E5FF"/>
+          <w:sz w:val="18"/>
+          <w:szCs w:val="18"/>
+        </w:rPr>
+        <w:t xml:space="preserve">│  React + </w:t>
       </w:r>
       <w:proofErr w:type="spellStart"/>
       <w:r>
@@ -1229,7 +1032,6 @@
       <w:pPr>
         <w:shd w:val="clear" w:color="auto" w:fill="1A2332"/>
       </w:pPr>
-      <w:proofErr w:type="gramStart"/>
       <w:r>
         <w:rPr>
           <w:rFonts w:ascii="Courier New" w:eastAsia="Courier New" w:hAnsi="Courier New" w:cs="Courier New"/>
@@ -1250,7 +1052,6 @@
         <w:t>LiveFeed</w:t>
       </w:r>
       <w:proofErr w:type="spellEnd"/>
-      <w:proofErr w:type="gramEnd"/>
       <w:r>
         <w:rPr>
           <w:rFonts w:ascii="Courier New" w:eastAsia="Courier New" w:hAnsi="Courier New" w:cs="Courier New"/>
@@ -1284,13 +1085,8 @@
       <w:pPr>
         <w:pStyle w:val="Heading2"/>
       </w:pPr>
-      <w:proofErr w:type="gramStart"/>
-      <w:r>
-        <w:t>3.2  Data</w:t>
-      </w:r>
-      <w:proofErr w:type="gramEnd"/>
-      <w:r>
-        <w:t xml:space="preserve"> Flow</w:t>
+      <w:r>
+        <w:t>3.2  Data Flow</w:t>
       </w:r>
     </w:p>
     <w:p>
@@ -3036,13 +2832,8 @@
       <w:pPr>
         <w:pStyle w:val="Heading2"/>
       </w:pPr>
-      <w:proofErr w:type="gramStart"/>
-      <w:r>
-        <w:t>5.1  AI</w:t>
-      </w:r>
-      <w:proofErr w:type="gramEnd"/>
-      <w:r>
-        <w:t xml:space="preserve"> Object Detection</w:t>
+      <w:r>
+        <w:t>5.1  AI Object Detection</w:t>
       </w:r>
     </w:p>
     <w:p>
@@ -3292,23 +3083,13 @@
             </w:tcMar>
           </w:tcPr>
           <w:p>
-            <w:proofErr w:type="gramStart"/>
-            <w:r>
-              <w:rPr>
-                <w:color w:val="263238"/>
-                <w:sz w:val="20"/>
-                <w:szCs w:val="20"/>
-              </w:rPr>
-              <w:t>Red  (</w:t>
-            </w:r>
-            <w:proofErr w:type="gramEnd"/>
-            <w:r>
-              <w:rPr>
-                <w:color w:val="263238"/>
-                <w:sz w:val="20"/>
-                <w:szCs w:val="20"/>
-              </w:rPr>
-              <w:t>0, 0, 255)</w:t>
+            <w:r>
+              <w:rPr>
+                <w:color w:val="263238"/>
+                <w:sz w:val="20"/>
+                <w:szCs w:val="20"/>
+              </w:rPr>
+              <w:t>Red  (0, 0, 255)</w:t>
             </w:r>
           </w:p>
         </w:tc>
@@ -3388,23 +3169,13 @@
             </w:tcMar>
           </w:tcPr>
           <w:p>
-            <w:proofErr w:type="gramStart"/>
-            <w:r>
-              <w:rPr>
-                <w:color w:val="263238"/>
-                <w:sz w:val="20"/>
-                <w:szCs w:val="20"/>
-              </w:rPr>
-              <w:t>Red  (</w:t>
-            </w:r>
-            <w:proofErr w:type="gramEnd"/>
-            <w:r>
-              <w:rPr>
-                <w:color w:val="263238"/>
-                <w:sz w:val="20"/>
-                <w:szCs w:val="20"/>
-              </w:rPr>
-              <w:t>0, 0, 255)</w:t>
+            <w:r>
+              <w:rPr>
+                <w:color w:val="263238"/>
+                <w:sz w:val="20"/>
+                <w:szCs w:val="20"/>
+              </w:rPr>
+              <w:t>Red  (0, 0, 255)</w:t>
             </w:r>
           </w:p>
         </w:tc>
@@ -3484,23 +3255,13 @@
             </w:tcMar>
           </w:tcPr>
           <w:p>
-            <w:proofErr w:type="gramStart"/>
-            <w:r>
-              <w:rPr>
-                <w:color w:val="263238"/>
-                <w:sz w:val="20"/>
-                <w:szCs w:val="20"/>
-              </w:rPr>
-              <w:t>Orange  (</w:t>
-            </w:r>
-            <w:proofErr w:type="gramEnd"/>
-            <w:r>
-              <w:rPr>
-                <w:color w:val="263238"/>
-                <w:sz w:val="20"/>
-                <w:szCs w:val="20"/>
-              </w:rPr>
-              <w:t>0, 165, 255)</w:t>
+            <w:r>
+              <w:rPr>
+                <w:color w:val="263238"/>
+                <w:sz w:val="20"/>
+                <w:szCs w:val="20"/>
+              </w:rPr>
+              <w:t>Orange  (0, 165, 255)</w:t>
             </w:r>
           </w:p>
         </w:tc>
@@ -3580,23 +3341,13 @@
             </w:tcMar>
           </w:tcPr>
           <w:p>
-            <w:proofErr w:type="gramStart"/>
-            <w:r>
-              <w:rPr>
-                <w:color w:val="263238"/>
-                <w:sz w:val="20"/>
-                <w:szCs w:val="20"/>
-              </w:rPr>
-              <w:t>Orange  (</w:t>
-            </w:r>
-            <w:proofErr w:type="gramEnd"/>
-            <w:r>
-              <w:rPr>
-                <w:color w:val="263238"/>
-                <w:sz w:val="20"/>
-                <w:szCs w:val="20"/>
-              </w:rPr>
-              <w:t>0, 165, 255)</w:t>
+            <w:r>
+              <w:rPr>
+                <w:color w:val="263238"/>
+                <w:sz w:val="20"/>
+                <w:szCs w:val="20"/>
+              </w:rPr>
+              <w:t>Orange  (0, 165, 255)</w:t>
             </w:r>
           </w:p>
         </w:tc>
@@ -3676,23 +3427,13 @@
             </w:tcMar>
           </w:tcPr>
           <w:p>
-            <w:proofErr w:type="gramStart"/>
-            <w:r>
-              <w:rPr>
-                <w:color w:val="263238"/>
-                <w:sz w:val="20"/>
-                <w:szCs w:val="20"/>
-              </w:rPr>
-              <w:t>Cyan  (</w:t>
-            </w:r>
-            <w:proofErr w:type="gramEnd"/>
-            <w:r>
-              <w:rPr>
-                <w:color w:val="263238"/>
-                <w:sz w:val="20"/>
-                <w:szCs w:val="20"/>
-              </w:rPr>
-              <w:t>0, 255, 255)</w:t>
+            <w:r>
+              <w:rPr>
+                <w:color w:val="263238"/>
+                <w:sz w:val="20"/>
+                <w:szCs w:val="20"/>
+              </w:rPr>
+              <w:t>Cyan  (0, 255, 255)</w:t>
             </w:r>
           </w:p>
         </w:tc>
@@ -3772,23 +3513,13 @@
             </w:tcMar>
           </w:tcPr>
           <w:p>
-            <w:proofErr w:type="gramStart"/>
-            <w:r>
-              <w:rPr>
-                <w:color w:val="263238"/>
-                <w:sz w:val="20"/>
-                <w:szCs w:val="20"/>
-              </w:rPr>
-              <w:t>Cyan  (</w:t>
-            </w:r>
-            <w:proofErr w:type="gramEnd"/>
-            <w:r>
-              <w:rPr>
-                <w:color w:val="263238"/>
-                <w:sz w:val="20"/>
-                <w:szCs w:val="20"/>
-              </w:rPr>
-              <w:t>0, 255, 255)</w:t>
+            <w:r>
+              <w:rPr>
+                <w:color w:val="263238"/>
+                <w:sz w:val="20"/>
+                <w:szCs w:val="20"/>
+              </w:rPr>
+              <w:t>Cyan  (0, 255, 255)</w:t>
             </w:r>
           </w:p>
         </w:tc>
@@ -3819,13 +3550,8 @@
       <w:pPr>
         <w:pStyle w:val="Heading2"/>
       </w:pPr>
-      <w:proofErr w:type="gramStart"/>
-      <w:r>
-        <w:t>5.2  Live</w:t>
-      </w:r>
-      <w:proofErr w:type="gramEnd"/>
-      <w:r>
-        <w:t xml:space="preserve"> Video Feed</w:t>
+      <w:r>
+        <w:t>5.2  Live Video Feed</w:t>
       </w:r>
     </w:p>
     <w:p>
@@ -3991,13 +3717,8 @@
       <w:pPr>
         <w:pStyle w:val="Heading2"/>
       </w:pPr>
-      <w:proofErr w:type="gramStart"/>
-      <w:r>
-        <w:t>5.3  Threat</w:t>
-      </w:r>
-      <w:proofErr w:type="gramEnd"/>
-      <w:r>
-        <w:t xml:space="preserve"> Alert System</w:t>
+      <w:r>
+        <w:t>5.3  Threat Alert System</w:t>
       </w:r>
     </w:p>
     <w:p>
@@ -4117,13 +3838,8 @@
       <w:pPr>
         <w:pStyle w:val="Heading2"/>
       </w:pPr>
-      <w:proofErr w:type="gramStart"/>
-      <w:r>
-        <w:t>5.4  Telemetry</w:t>
-      </w:r>
-      <w:proofErr w:type="gramEnd"/>
-      <w:r>
-        <w:t xml:space="preserve"> Panel</w:t>
+      <w:r>
+        <w:t>5.4  Telemetry Panel</w:t>
       </w:r>
     </w:p>
     <w:p>
@@ -4243,13 +3959,8 @@
       <w:pPr>
         <w:pStyle w:val="Heading2"/>
       </w:pPr>
-      <w:proofErr w:type="gramStart"/>
-      <w:r>
-        <w:t>5.5  Radar</w:t>
-      </w:r>
-      <w:proofErr w:type="gramEnd"/>
-      <w:r>
-        <w:t xml:space="preserve"> &amp; Map</w:t>
+      <w:r>
+        <w:t>5.5  Radar &amp; Map</w:t>
       </w:r>
     </w:p>
     <w:p>
@@ -4281,21 +3992,7 @@
         <w:rPr>
           <w:color w:val="263238"/>
         </w:rPr>
-        <w:t>Map: Leaflet.js + OpenStreetMap tiles with a dark cyberpunk CSS filter (</w:t>
-      </w:r>
-      <w:proofErr w:type="gramStart"/>
-      <w:r>
-        <w:rPr>
-          <w:color w:val="263238"/>
-        </w:rPr>
-        <w:t>brightness(</w:t>
-      </w:r>
-      <w:proofErr w:type="gramEnd"/>
-      <w:r>
-        <w:rPr>
-          <w:color w:val="263238"/>
-        </w:rPr>
-        <w:t>0.5) saturate(0.3) hue-rotate(170deg)). Live drone position marker with pulsing CSS animation. Threat markers rendered as rotated diamond icons.</w:t>
+        <w:t>Map: Leaflet.js + OpenStreetMap tiles with a dark cyberpunk CSS filter (brightness(0.5) saturate(0.3) hue-rotate(170deg)). Live drone position marker with pulsing CSS animation. Threat markers rendered as rotated diamond icons.</w:t>
       </w:r>
     </w:p>
     <w:p>
@@ -4319,13 +4016,8 @@
       <w:pPr>
         <w:pStyle w:val="Heading2"/>
       </w:pPr>
-      <w:proofErr w:type="gramStart"/>
-      <w:r>
-        <w:t>6.1  Hardware</w:t>
-      </w:r>
-      <w:proofErr w:type="gramEnd"/>
-      <w:r>
-        <w:t xml:space="preserve"> Setup</w:t>
+      <w:r>
+        <w:t>6.1  Hardware Setup</w:t>
       </w:r>
     </w:p>
     <w:p>
@@ -4413,7 +4105,7 @@
                     <pic:cNvPicPr/>
                   </pic:nvPicPr>
                   <pic:blipFill rotWithShape="1">
-                    <a:blip r:embed="rId9" cstate="print">
+                    <a:blip r:embed="rId13" cstate="print">
                       <a:extLst>
                         <a:ext uri="{28A0092B-C50C-407E-A947-70E740481C1C}">
                           <a14:useLocalDpi xmlns:a14="http://schemas.microsoft.com/office/drawing/2010/main" val="0"/>
@@ -4471,8 +4163,8 @@
       <w:pPr>
         <w:spacing w:before="160"/>
         <w:sectPr>
-          <w:headerReference w:type="default" r:id="rId10"/>
-          <w:footerReference w:type="default" r:id="rId11"/>
+          <w:headerReference w:type="default" r:id="rId14"/>
+          <w:footerReference w:type="default" r:id="rId15"/>
           <w:pgSz w:w="12240" w:h="15840"/>
           <w:pgMar w:top="1080" w:right="1440" w:bottom="1080" w:left="1440" w:header="708" w:footer="708" w:gutter="0"/>
           <w:cols w:space="720"/>
@@ -4512,7 +4204,7 @@
                     <pic:cNvPicPr/>
                   </pic:nvPicPr>
                   <pic:blipFill rotWithShape="1">
-                    <a:blip r:embed="rId12" cstate="print">
+                    <a:blip r:embed="rId16" cstate="print">
                       <a:extLst>
                         <a:ext uri="{28A0092B-C50C-407E-A947-70E740481C1C}">
                           <a14:useLocalDpi xmlns:a14="http://schemas.microsoft.com/office/drawing/2010/main" val="0"/>
@@ -4570,13 +4262,8 @@
       <w:pPr>
         <w:pStyle w:val="Heading2"/>
       </w:pPr>
-      <w:proofErr w:type="gramStart"/>
-      <w:r>
-        <w:t>6.2  Camera</w:t>
-      </w:r>
-      <w:proofErr w:type="gramEnd"/>
-      <w:r>
-        <w:t xml:space="preserve"> Server (camera_server.py)</w:t>
+      <w:r>
+        <w:t>6.2  Camera Server (camera_server.py)</w:t>
       </w:r>
     </w:p>
     <w:p>
@@ -4672,7 +4359,6 @@
         <w:shd w:val="clear" w:color="auto" w:fill="1A2332"/>
       </w:pPr>
       <w:proofErr w:type="spellStart"/>
-      <w:proofErr w:type="gramStart"/>
       <w:r>
         <w:rPr>
           <w:rFonts w:ascii="Courier New" w:eastAsia="Courier New" w:hAnsi="Courier New" w:cs="Courier New"/>
@@ -4683,7 +4369,6 @@
         <w:t>picam.configure</w:t>
       </w:r>
       <w:proofErr w:type="spellEnd"/>
-      <w:proofErr w:type="gramEnd"/>
       <w:r>
         <w:rPr>
           <w:rFonts w:ascii="Courier New" w:eastAsia="Courier New" w:hAnsi="Courier New" w:cs="Courier New"/>
@@ -4725,27 +4410,7 @@
           <w:sz w:val="18"/>
           <w:szCs w:val="18"/>
         </w:rPr>
-        <w:t xml:space="preserve">    main</w:t>
-      </w:r>
-      <w:proofErr w:type="gramStart"/>
-      <w:r>
-        <w:rPr>
-          <w:rFonts w:ascii="Courier New" w:eastAsia="Courier New" w:hAnsi="Courier New" w:cs="Courier New"/>
-          <w:color w:val="00E5FF"/>
-          <w:sz w:val="18"/>
-          <w:szCs w:val="18"/>
-        </w:rPr>
-        <w:t>={</w:t>
-      </w:r>
-      <w:proofErr w:type="gramEnd"/>
-      <w:r>
-        <w:rPr>
-          <w:rFonts w:ascii="Courier New" w:eastAsia="Courier New" w:hAnsi="Courier New" w:cs="Courier New"/>
-          <w:color w:val="00E5FF"/>
-          <w:sz w:val="18"/>
-          <w:szCs w:val="18"/>
-        </w:rPr>
-        <w:t>"size": (640, 480), "format": "RGB888"}))</w:t>
+        <w:t xml:space="preserve">    main={"size": (640, 480), "format": "RGB888"}))</w:t>
       </w:r>
     </w:p>
     <w:p>
@@ -4753,7 +4418,6 @@
         <w:shd w:val="clear" w:color="auto" w:fill="1A2332"/>
       </w:pPr>
       <w:proofErr w:type="spellStart"/>
-      <w:proofErr w:type="gramStart"/>
       <w:r>
         <w:rPr>
           <w:rFonts w:ascii="Courier New" w:eastAsia="Courier New" w:hAnsi="Courier New" w:cs="Courier New"/>
@@ -4764,7 +4428,6 @@
         <w:t>picam.start</w:t>
       </w:r>
       <w:proofErr w:type="spellEnd"/>
-      <w:proofErr w:type="gramEnd"/>
       <w:r>
         <w:rPr>
           <w:rFonts w:ascii="Courier New" w:eastAsia="Courier New" w:hAnsi="Courier New" w:cs="Courier New"/>
@@ -4791,27 +4454,7 @@
           <w:sz w:val="18"/>
           <w:szCs w:val="18"/>
         </w:rPr>
-        <w:t xml:space="preserve">def </w:t>
-      </w:r>
-      <w:proofErr w:type="gramStart"/>
-      <w:r>
-        <w:rPr>
-          <w:rFonts w:ascii="Courier New" w:eastAsia="Courier New" w:hAnsi="Courier New" w:cs="Courier New"/>
-          <w:color w:val="00E5FF"/>
-          <w:sz w:val="18"/>
-          <w:szCs w:val="18"/>
-        </w:rPr>
-        <w:t>generate(</w:t>
-      </w:r>
-      <w:proofErr w:type="gramEnd"/>
-      <w:r>
-        <w:rPr>
-          <w:rFonts w:ascii="Courier New" w:eastAsia="Courier New" w:hAnsi="Courier New" w:cs="Courier New"/>
-          <w:color w:val="00E5FF"/>
-          <w:sz w:val="18"/>
-          <w:szCs w:val="18"/>
-        </w:rPr>
-        <w:t>):</w:t>
+        <w:t>def generate():</w:t>
       </w:r>
     </w:p>
     <w:p>
@@ -4842,25 +4485,14 @@
         <w:t xml:space="preserve">        frame = </w:t>
       </w:r>
       <w:proofErr w:type="spellStart"/>
-      <w:proofErr w:type="gramStart"/>
-      <w:r>
-        <w:rPr>
-          <w:rFonts w:ascii="Courier New" w:eastAsia="Courier New" w:hAnsi="Courier New" w:cs="Courier New"/>
-          <w:color w:val="00E5FF"/>
-          <w:sz w:val="18"/>
-          <w:szCs w:val="18"/>
-        </w:rPr>
-        <w:t>picam.capture</w:t>
-      </w:r>
-      <w:proofErr w:type="gramEnd"/>
-      <w:r>
-        <w:rPr>
-          <w:rFonts w:ascii="Courier New" w:eastAsia="Courier New" w:hAnsi="Courier New" w:cs="Courier New"/>
-          <w:color w:val="00E5FF"/>
-          <w:sz w:val="18"/>
-          <w:szCs w:val="18"/>
-        </w:rPr>
-        <w:t>_array</w:t>
+      <w:r>
+        <w:rPr>
+          <w:rFonts w:ascii="Courier New" w:eastAsia="Courier New" w:hAnsi="Courier New" w:cs="Courier New"/>
+          <w:color w:val="00E5FF"/>
+          <w:sz w:val="18"/>
+          <w:szCs w:val="18"/>
+        </w:rPr>
+        <w:t>picam.capture_array</w:t>
       </w:r>
       <w:proofErr w:type="spellEnd"/>
       <w:r>
@@ -5023,7 +4655,6 @@
         <w:t xml:space="preserve">               + </w:t>
       </w:r>
       <w:proofErr w:type="spellStart"/>
-      <w:proofErr w:type="gramStart"/>
       <w:r>
         <w:rPr>
           <w:rFonts w:ascii="Courier New" w:eastAsia="Courier New" w:hAnsi="Courier New" w:cs="Courier New"/>
@@ -5034,7 +4665,6 @@
         <w:t>buf.tobytes</w:t>
       </w:r>
       <w:proofErr w:type="spellEnd"/>
-      <w:proofErr w:type="gramEnd"/>
       <w:r>
         <w:rPr>
           <w:rFonts w:ascii="Courier New" w:eastAsia="Courier New" w:hAnsi="Courier New" w:cs="Courier New"/>
@@ -5060,7 +4690,6 @@
         <w:t xml:space="preserve">        </w:t>
       </w:r>
       <w:proofErr w:type="spellStart"/>
-      <w:proofErr w:type="gramStart"/>
       <w:r>
         <w:rPr>
           <w:rFonts w:ascii="Courier New" w:eastAsia="Courier New" w:hAnsi="Courier New" w:cs="Courier New"/>
@@ -5071,7 +4700,6 @@
         <w:t>time.sleep</w:t>
       </w:r>
       <w:proofErr w:type="spellEnd"/>
-      <w:proofErr w:type="gramEnd"/>
       <w:r>
         <w:rPr>
           <w:rFonts w:ascii="Courier New" w:eastAsia="Courier New" w:hAnsi="Courier New" w:cs="Courier New"/>
@@ -5091,13 +4719,8 @@
       <w:pPr>
         <w:pStyle w:val="Heading2"/>
       </w:pPr>
-      <w:proofErr w:type="gramStart"/>
-      <w:r>
-        <w:t>6.3  Backend</w:t>
-      </w:r>
-      <w:proofErr w:type="gramEnd"/>
-      <w:r>
-        <w:t xml:space="preserve"> Integration (detector.py)</w:t>
+      <w:r>
+        <w:t>6.3  Backend Integration (detector.py)</w:t>
       </w:r>
     </w:p>
     <w:p>
@@ -5188,7 +4811,6 @@
         <w:t xml:space="preserve">if not </w:t>
       </w:r>
       <w:proofErr w:type="spellStart"/>
-      <w:proofErr w:type="gramStart"/>
       <w:r>
         <w:rPr>
           <w:rFonts w:ascii="Courier New" w:eastAsia="Courier New" w:hAnsi="Courier New" w:cs="Courier New"/>
@@ -5199,7 +4821,6 @@
         <w:t>self.cap.isOpened</w:t>
       </w:r>
       <w:proofErr w:type="spellEnd"/>
-      <w:proofErr w:type="gramEnd"/>
       <w:r>
         <w:rPr>
           <w:rFonts w:ascii="Courier New" w:eastAsia="Courier New" w:hAnsi="Courier New" w:cs="Courier New"/>
@@ -5253,13 +4874,8 @@
       <w:pPr>
         <w:pStyle w:val="Heading2"/>
       </w:pPr>
-      <w:proofErr w:type="gramStart"/>
-      <w:r>
-        <w:t>6.4  Network</w:t>
-      </w:r>
-      <w:proofErr w:type="gramEnd"/>
-      <w:r>
-        <w:t xml:space="preserve"> Topology</w:t>
+      <w:r>
+        <w:t>6.4  Network Topology</w:t>
       </w:r>
     </w:p>
     <w:p>
@@ -5558,18 +5174,8 @@
                 <w:sz w:val="20"/>
                 <w:szCs w:val="20"/>
               </w:rPr>
-              <w:t>/</w:t>
-            </w:r>
-            <w:proofErr w:type="gramStart"/>
-            <w:r>
-              <w:rPr>
-                <w:color w:val="263238"/>
-                <w:sz w:val="20"/>
-                <w:szCs w:val="20"/>
-              </w:rPr>
-              <w:t>video</w:t>
-            </w:r>
-            <w:proofErr w:type="gramEnd"/>
+              <w:t>/video</w:t>
+            </w:r>
           </w:p>
         </w:tc>
         <w:tc>
@@ -5654,18 +5260,8 @@
                 <w:sz w:val="20"/>
                 <w:szCs w:val="20"/>
               </w:rPr>
-              <w:t>/</w:t>
-            </w:r>
-            <w:proofErr w:type="gramStart"/>
-            <w:r>
-              <w:rPr>
-                <w:color w:val="263238"/>
-                <w:sz w:val="20"/>
-                <w:szCs w:val="20"/>
-              </w:rPr>
-              <w:t>alerts</w:t>
-            </w:r>
-            <w:proofErr w:type="gramEnd"/>
+              <w:t>/alerts</w:t>
+            </w:r>
           </w:p>
         </w:tc>
         <w:tc>
@@ -5750,18 +5346,8 @@
                 <w:sz w:val="20"/>
                 <w:szCs w:val="20"/>
               </w:rPr>
-              <w:t>/</w:t>
-            </w:r>
-            <w:proofErr w:type="gramStart"/>
-            <w:r>
-              <w:rPr>
-                <w:color w:val="263238"/>
-                <w:sz w:val="20"/>
-                <w:szCs w:val="20"/>
-              </w:rPr>
-              <w:t>detections</w:t>
-            </w:r>
-            <w:proofErr w:type="gramEnd"/>
+              <w:t>/detections</w:t>
+            </w:r>
           </w:p>
         </w:tc>
         <w:tc>
@@ -5846,18 +5432,8 @@
                 <w:sz w:val="20"/>
                 <w:szCs w:val="20"/>
               </w:rPr>
-              <w:t>/</w:t>
-            </w:r>
-            <w:proofErr w:type="gramStart"/>
-            <w:r>
-              <w:rPr>
-                <w:color w:val="263238"/>
-                <w:sz w:val="20"/>
-                <w:szCs w:val="20"/>
-              </w:rPr>
-              <w:t>telemetry</w:t>
-            </w:r>
-            <w:proofErr w:type="gramEnd"/>
+              <w:t>/telemetry</w:t>
+            </w:r>
           </w:p>
         </w:tc>
         <w:tc>
@@ -6114,18 +5690,8 @@
                 <w:sz w:val="20"/>
                 <w:szCs w:val="20"/>
               </w:rPr>
-              <w:t>/</w:t>
-            </w:r>
-            <w:proofErr w:type="gramStart"/>
-            <w:r>
-              <w:rPr>
-                <w:color w:val="263238"/>
-                <w:sz w:val="20"/>
-                <w:szCs w:val="20"/>
-              </w:rPr>
-              <w:t>health</w:t>
-            </w:r>
-            <w:proofErr w:type="gramEnd"/>
+              <w:t>/health</w:t>
+            </w:r>
           </w:p>
         </w:tc>
         <w:tc>
@@ -6207,13 +5773,8 @@
       <w:pPr>
         <w:pStyle w:val="Heading2"/>
       </w:pPr>
-      <w:proofErr w:type="gramStart"/>
-      <w:r>
-        <w:t>8.1  On</w:t>
-      </w:r>
-      <w:proofErr w:type="gramEnd"/>
-      <w:r>
-        <w:t xml:space="preserve"> Raspberry Pi (Drone)</w:t>
+      <w:r>
+        <w:t>8.1  On Raspberry Pi (Drone)</w:t>
       </w:r>
     </w:p>
     <w:p>
@@ -6369,13 +5930,8 @@
       <w:pPr>
         <w:pStyle w:val="Heading2"/>
       </w:pPr>
-      <w:proofErr w:type="gramStart"/>
-      <w:r>
-        <w:t>8.2  On</w:t>
-      </w:r>
-      <w:proofErr w:type="gramEnd"/>
-      <w:r>
-        <w:t xml:space="preserve"> Host PC (Backend)</w:t>
+      <w:r>
+        <w:t>8.2  On Host PC (Backend)</w:t>
       </w:r>
     </w:p>
     <w:p>
@@ -6583,11 +6139,9 @@
       <w:pPr>
         <w:pStyle w:val="Heading2"/>
       </w:pPr>
-      <w:proofErr w:type="gramStart"/>
       <w:r>
         <w:t>8.3  Frontend</w:t>
       </w:r>
-      <w:proofErr w:type="gramEnd"/>
     </w:p>
     <w:p>
       <w:pPr>
@@ -7696,13 +7250,8 @@
       <w:pPr>
         <w:pStyle w:val="Heading2"/>
       </w:pPr>
-      <w:proofErr w:type="gramStart"/>
-      <w:r>
-        <w:t>10.1  Short</w:t>
-      </w:r>
-      <w:proofErr w:type="gramEnd"/>
-      <w:r>
-        <w:t>-Term (3 months)</w:t>
+      <w:r>
+        <w:t>10.1  Short-Term (3 months)</w:t>
       </w:r>
     </w:p>
     <w:p>
@@ -7792,13 +7341,8 @@
       <w:pPr>
         <w:pStyle w:val="Heading2"/>
       </w:pPr>
-      <w:proofErr w:type="gramStart"/>
-      <w:r>
-        <w:t>10.2  Medium</w:t>
-      </w:r>
-      <w:proofErr w:type="gramEnd"/>
-      <w:r>
-        <w:t>-Term (6 months)</w:t>
+      <w:r>
+        <w:t>10.2  Medium-Term (6 months)</w:t>
       </w:r>
     </w:p>
     <w:p>
@@ -7888,13 +7432,8 @@
       <w:pPr>
         <w:pStyle w:val="Heading2"/>
       </w:pPr>
-      <w:proofErr w:type="gramStart"/>
-      <w:r>
-        <w:t>10.3  Long</w:t>
-      </w:r>
-      <w:proofErr w:type="gramEnd"/>
-      <w:r>
-        <w:t>-Term (12 months)</w:t>
+      <w:r>
+        <w:t>10.3  Long-Term (12 months)</w:t>
       </w:r>
     </w:p>
     <w:p>
@@ -8080,6 +7619,16 @@
 <file path=word/footer1.xml><?xml version="1.0" encoding="utf-8"?>
 <w:ftr xmlns:wpc="http://schemas.microsoft.com/office/word/2010/wordprocessingCanvas" xmlns:cx="http://schemas.microsoft.com/office/drawing/2014/chartex" xmlns:cx1="http://schemas.microsoft.com/office/drawing/2015/9/8/chartex" xmlns:cx2="http://schemas.microsoft.com/office/drawing/2015/10/21/chartex" xmlns:cx3="http://schemas.microsoft.com/office/drawing/2016/5/9/chartex" xmlns:cx4="http://schemas.microsoft.com/office/drawing/2016/5/10/chartex" xmlns:cx5="http://schemas.microsoft.com/office/drawing/2016/5/11/chartex" xmlns:cx6="http://schemas.microsoft.com/office/drawing/2016/5/12/chartex" xmlns:cx7="http://schemas.microsoft.com/office/drawing/2016/5/13/chartex" xmlns:cx8="http://schemas.microsoft.com/office/drawing/2016/5/14/chartex" xmlns:mc="http://schemas.openxmlformats.org/markup-compatibility/2006" xmlns:aink="http://schemas.microsoft.com/office/drawing/2016/ink" xmlns:am3d="http://schemas.microsoft.com/office/drawing/2017/model3d" xmlns:o="urn:schemas-microsoft-com:office:office" xmlns:oel="http://schemas.microsoft.com/office/2019/extlst" xmlns:r="http://schemas.openxmlformats.org/officeDocument/2006/relationships" xmlns:m="http://schemas.openxmlformats.org/officeDocument/2006/math" xmlns:v="urn:schemas-microsoft-com:vml" xmlns:wp14="http://schemas.microsoft.com/office/word/2010/wordprocessingDrawing" xmlns:wp="http://schemas.openxmlformats.org/drawingml/2006/wordprocessingDrawing" xmlns:w10="urn:schemas-microsoft-com:office:word" xmlns:w="http://schemas.openxmlformats.org/wordprocessingml/2006/main" xmlns:w14="http://schemas.microsoft.com/office/word/2010/wordml" xmlns:w15="http://schemas.microsoft.com/office/word/2012/wordml" xmlns:w16cex="http://schemas.microsoft.com/office/word/2018/wordml/cex" xmlns:w16cid="http://schemas.microsoft.com/office/word/2016/wordml/cid" xmlns:w16="http://schemas.microsoft.com/office/word/2018/wordml" xmlns:w16sdtdh="http://schemas.microsoft.com/office/word/2020/wordml/sdtdatahash" xmlns:w16se="http://schemas.microsoft.com/office/word/2015/wordml/symex" xmlns:wpg="http://schemas.microsoft.com/office/word/2010/wordprocessingGroup" xmlns:wpi="http://schemas.microsoft.com/office/word/2010/wordprocessingInk" xmlns:wne="http://schemas.microsoft.com/office/word/2006/wordml" xmlns:wps="http://schemas.microsoft.com/office/word/2010/wordprocessingShape" mc:Ignorable="w14 w15 w16se w16cid w16 w16cex w16sdtdh wp14">
   <w:p>
+    <w:pPr>
+      <w:pStyle w:val="Footer"/>
+    </w:pPr>
+  </w:p>
+</w:ftr>
+</file>
+
+<file path=word/footer2.xml><?xml version="1.0" encoding="utf-8"?>
+<w:ftr xmlns:wpc="http://schemas.microsoft.com/office/word/2010/wordprocessingCanvas" xmlns:cx="http://schemas.microsoft.com/office/drawing/2014/chartex" xmlns:cx1="http://schemas.microsoft.com/office/drawing/2015/9/8/chartex" xmlns:cx2="http://schemas.microsoft.com/office/drawing/2015/10/21/chartex" xmlns:cx3="http://schemas.microsoft.com/office/drawing/2016/5/9/chartex" xmlns:cx4="http://schemas.microsoft.com/office/drawing/2016/5/10/chartex" xmlns:cx5="http://schemas.microsoft.com/office/drawing/2016/5/11/chartex" xmlns:cx6="http://schemas.microsoft.com/office/drawing/2016/5/12/chartex" xmlns:cx7="http://schemas.microsoft.com/office/drawing/2016/5/13/chartex" xmlns:cx8="http://schemas.microsoft.com/office/drawing/2016/5/14/chartex" xmlns:mc="http://schemas.openxmlformats.org/markup-compatibility/2006" xmlns:aink="http://schemas.microsoft.com/office/drawing/2016/ink" xmlns:am3d="http://schemas.microsoft.com/office/drawing/2017/model3d" xmlns:o="urn:schemas-microsoft-com:office:office" xmlns:oel="http://schemas.microsoft.com/office/2019/extlst" xmlns:r="http://schemas.openxmlformats.org/officeDocument/2006/relationships" xmlns:m="http://schemas.openxmlformats.org/officeDocument/2006/math" xmlns:v="urn:schemas-microsoft-com:vml" xmlns:wp14="http://schemas.microsoft.com/office/word/2010/wordprocessingDrawing" xmlns:wp="http://schemas.openxmlformats.org/drawingml/2006/wordprocessingDrawing" xmlns:w10="urn:schemas-microsoft-com:office:word" xmlns:w="http://schemas.openxmlformats.org/wordprocessingml/2006/main" xmlns:w14="http://schemas.microsoft.com/office/word/2010/wordml" xmlns:w15="http://schemas.microsoft.com/office/word/2012/wordml" xmlns:w16cex="http://schemas.microsoft.com/office/word/2018/wordml/cex" xmlns:w16cid="http://schemas.microsoft.com/office/word/2016/wordml/cid" xmlns:w16="http://schemas.microsoft.com/office/word/2018/wordml" xmlns:w16sdtdh="http://schemas.microsoft.com/office/word/2020/wordml/sdtdatahash" xmlns:w16se="http://schemas.microsoft.com/office/word/2015/wordml/symex" xmlns:wpg="http://schemas.microsoft.com/office/word/2010/wordprocessingGroup" xmlns:wpi="http://schemas.microsoft.com/office/word/2010/wordprocessingInk" xmlns:wne="http://schemas.microsoft.com/office/word/2006/wordml" xmlns:wps="http://schemas.microsoft.com/office/word/2010/wordprocessingShape" mc:Ignorable="w14 w15 w16se w16cid w16 w16cex w16sdtdh wp14">
+  <w:p>
     <w:r>
       <w:cr/>
     </w:r>
@@ -8087,7 +7636,17 @@
 </w:ftr>
 </file>
 
-<file path=word/footer2.xml><?xml version="1.0" encoding="utf-8"?>
+<file path=word/footer3.xml><?xml version="1.0" encoding="utf-8"?>
+<w:ftr xmlns:wpc="http://schemas.microsoft.com/office/word/2010/wordprocessingCanvas" xmlns:cx="http://schemas.microsoft.com/office/drawing/2014/chartex" xmlns:cx1="http://schemas.microsoft.com/office/drawing/2015/9/8/chartex" xmlns:cx2="http://schemas.microsoft.com/office/drawing/2015/10/21/chartex" xmlns:cx3="http://schemas.microsoft.com/office/drawing/2016/5/9/chartex" xmlns:cx4="http://schemas.microsoft.com/office/drawing/2016/5/10/chartex" xmlns:cx5="http://schemas.microsoft.com/office/drawing/2016/5/11/chartex" xmlns:cx6="http://schemas.microsoft.com/office/drawing/2016/5/12/chartex" xmlns:cx7="http://schemas.microsoft.com/office/drawing/2016/5/13/chartex" xmlns:cx8="http://schemas.microsoft.com/office/drawing/2016/5/14/chartex" xmlns:mc="http://schemas.openxmlformats.org/markup-compatibility/2006" xmlns:aink="http://schemas.microsoft.com/office/drawing/2016/ink" xmlns:am3d="http://schemas.microsoft.com/office/drawing/2017/model3d" xmlns:o="urn:schemas-microsoft-com:office:office" xmlns:oel="http://schemas.microsoft.com/office/2019/extlst" xmlns:r="http://schemas.openxmlformats.org/officeDocument/2006/relationships" xmlns:m="http://schemas.openxmlformats.org/officeDocument/2006/math" xmlns:v="urn:schemas-microsoft-com:vml" xmlns:wp14="http://schemas.microsoft.com/office/word/2010/wordprocessingDrawing" xmlns:wp="http://schemas.openxmlformats.org/drawingml/2006/wordprocessingDrawing" xmlns:w10="urn:schemas-microsoft-com:office:word" xmlns:w="http://schemas.openxmlformats.org/wordprocessingml/2006/main" xmlns:w14="http://schemas.microsoft.com/office/word/2010/wordml" xmlns:w15="http://schemas.microsoft.com/office/word/2012/wordml" xmlns:w16cex="http://schemas.microsoft.com/office/word/2018/wordml/cex" xmlns:w16cid="http://schemas.microsoft.com/office/word/2016/wordml/cid" xmlns:w16="http://schemas.microsoft.com/office/word/2018/wordml" xmlns:w16sdtdh="http://schemas.microsoft.com/office/word/2020/wordml/sdtdatahash" xmlns:w16se="http://schemas.microsoft.com/office/word/2015/wordml/symex" xmlns:wpg="http://schemas.microsoft.com/office/word/2010/wordprocessingGroup" xmlns:wpi="http://schemas.microsoft.com/office/word/2010/wordprocessingInk" xmlns:wne="http://schemas.microsoft.com/office/word/2006/wordml" xmlns:wps="http://schemas.microsoft.com/office/word/2010/wordprocessingShape" mc:Ignorable="w14 w15 w16se w16cid w16 w16cex w16sdtdh wp14">
+  <w:p>
+    <w:pPr>
+      <w:pStyle w:val="Footer"/>
+    </w:pPr>
+  </w:p>
+</w:ftr>
+</file>
+
+<file path=word/footer4.xml><?xml version="1.0" encoding="utf-8"?>
 <w:ftr xmlns:wpc="http://schemas.microsoft.com/office/word/2010/wordprocessingCanvas" xmlns:cx="http://schemas.microsoft.com/office/drawing/2014/chartex" xmlns:cx1="http://schemas.microsoft.com/office/drawing/2015/9/8/chartex" xmlns:cx2="http://schemas.microsoft.com/office/drawing/2015/10/21/chartex" xmlns:cx3="http://schemas.microsoft.com/office/drawing/2016/5/9/chartex" xmlns:cx4="http://schemas.microsoft.com/office/drawing/2016/5/10/chartex" xmlns:cx5="http://schemas.microsoft.com/office/drawing/2016/5/11/chartex" xmlns:cx6="http://schemas.microsoft.com/office/drawing/2016/5/12/chartex" xmlns:cx7="http://schemas.microsoft.com/office/drawing/2016/5/13/chartex" xmlns:cx8="http://schemas.microsoft.com/office/drawing/2016/5/14/chartex" xmlns:mc="http://schemas.openxmlformats.org/markup-compatibility/2006" xmlns:aink="http://schemas.microsoft.com/office/drawing/2016/ink" xmlns:am3d="http://schemas.microsoft.com/office/drawing/2017/model3d" xmlns:o="urn:schemas-microsoft-com:office:office" xmlns:oel="http://schemas.microsoft.com/office/2019/extlst" xmlns:r="http://schemas.openxmlformats.org/officeDocument/2006/relationships" xmlns:m="http://schemas.openxmlformats.org/officeDocument/2006/math" xmlns:v="urn:schemas-microsoft-com:vml" xmlns:wp14="http://schemas.microsoft.com/office/word/2010/wordprocessingDrawing" xmlns:wp="http://schemas.openxmlformats.org/drawingml/2006/wordprocessingDrawing" xmlns:w10="urn:schemas-microsoft-com:office:word" xmlns:w="http://schemas.openxmlformats.org/wordprocessingml/2006/main" xmlns:w14="http://schemas.microsoft.com/office/word/2010/wordml" xmlns:w15="http://schemas.microsoft.com/office/word/2012/wordml" xmlns:w16cex="http://schemas.microsoft.com/office/word/2018/wordml/cex" xmlns:w16cid="http://schemas.microsoft.com/office/word/2016/wordml/cid" xmlns:w16="http://schemas.microsoft.com/office/word/2018/wordml" xmlns:w16sdtdh="http://schemas.microsoft.com/office/word/2020/wordml/sdtdatahash" xmlns:w16se="http://schemas.microsoft.com/office/word/2015/wordml/symex" xmlns:wpg="http://schemas.microsoft.com/office/word/2010/wordprocessingGroup" xmlns:wpi="http://schemas.microsoft.com/office/word/2010/wordprocessingInk" xmlns:wne="http://schemas.microsoft.com/office/word/2006/wordml" xmlns:wps="http://schemas.microsoft.com/office/word/2010/wordprocessingShape" mc:Ignorable="w14 w15 w16se w16cid w16 w16cex w16sdtdh wp14">
   <w:p>
     <w:pPr>
@@ -8099,16 +7658,6 @@
       </w:tabs>
       <w:spacing w:before="80"/>
     </w:pPr>
-    <w:r>
-      <w:rPr>
-        <w:i/>
-        <w:iCs/>
-        <w:color w:val="546E7A"/>
-        <w:sz w:val="16"/>
-        <w:szCs w:val="16"/>
-      </w:rPr>
-      <w:t>Confidential — Hackathon Use Only</w:t>
-    </w:r>
     <w:r>
       <w:rPr>
         <w:sz w:val="16"/>
@@ -8168,6 +7717,16 @@
 <file path=word/header1.xml><?xml version="1.0" encoding="utf-8"?>
 <w:hdr xmlns:wpc="http://schemas.microsoft.com/office/word/2010/wordprocessingCanvas" xmlns:cx="http://schemas.microsoft.com/office/drawing/2014/chartex" xmlns:cx1="http://schemas.microsoft.com/office/drawing/2015/9/8/chartex" xmlns:cx2="http://schemas.microsoft.com/office/drawing/2015/10/21/chartex" xmlns:cx3="http://schemas.microsoft.com/office/drawing/2016/5/9/chartex" xmlns:cx4="http://schemas.microsoft.com/office/drawing/2016/5/10/chartex" xmlns:cx5="http://schemas.microsoft.com/office/drawing/2016/5/11/chartex" xmlns:cx6="http://schemas.microsoft.com/office/drawing/2016/5/12/chartex" xmlns:cx7="http://schemas.microsoft.com/office/drawing/2016/5/13/chartex" xmlns:cx8="http://schemas.microsoft.com/office/drawing/2016/5/14/chartex" xmlns:mc="http://schemas.openxmlformats.org/markup-compatibility/2006" xmlns:aink="http://schemas.microsoft.com/office/drawing/2016/ink" xmlns:am3d="http://schemas.microsoft.com/office/drawing/2017/model3d" xmlns:o="urn:schemas-microsoft-com:office:office" xmlns:oel="http://schemas.microsoft.com/office/2019/extlst" xmlns:r="http://schemas.openxmlformats.org/officeDocument/2006/relationships" xmlns:m="http://schemas.openxmlformats.org/officeDocument/2006/math" xmlns:v="urn:schemas-microsoft-com:vml" xmlns:wp14="http://schemas.microsoft.com/office/word/2010/wordprocessingDrawing" xmlns:wp="http://schemas.openxmlformats.org/drawingml/2006/wordprocessingDrawing" xmlns:w10="urn:schemas-microsoft-com:office:word" xmlns:w="http://schemas.openxmlformats.org/wordprocessingml/2006/main" xmlns:w14="http://schemas.microsoft.com/office/word/2010/wordml" xmlns:w15="http://schemas.microsoft.com/office/word/2012/wordml" xmlns:w16cex="http://schemas.microsoft.com/office/word/2018/wordml/cex" xmlns:w16cid="http://schemas.microsoft.com/office/word/2016/wordml/cid" xmlns:w16="http://schemas.microsoft.com/office/word/2018/wordml" xmlns:w16sdtdh="http://schemas.microsoft.com/office/word/2020/wordml/sdtdatahash" xmlns:w16se="http://schemas.microsoft.com/office/word/2015/wordml/symex" xmlns:wpg="http://schemas.microsoft.com/office/word/2010/wordprocessingGroup" xmlns:wpi="http://schemas.microsoft.com/office/word/2010/wordprocessingInk" xmlns:wne="http://schemas.microsoft.com/office/word/2006/wordml" xmlns:wps="http://schemas.microsoft.com/office/word/2010/wordprocessingShape" mc:Ignorable="w14 w15 w16se w16cid w16 w16cex w16sdtdh wp14">
   <w:p>
+    <w:pPr>
+      <w:pStyle w:val="Header"/>
+    </w:pPr>
+  </w:p>
+</w:hdr>
+</file>
+
+<file path=word/header2.xml><?xml version="1.0" encoding="utf-8"?>
+<w:hdr xmlns:wpc="http://schemas.microsoft.com/office/word/2010/wordprocessingCanvas" xmlns:cx="http://schemas.microsoft.com/office/drawing/2014/chartex" xmlns:cx1="http://schemas.microsoft.com/office/drawing/2015/9/8/chartex" xmlns:cx2="http://schemas.microsoft.com/office/drawing/2015/10/21/chartex" xmlns:cx3="http://schemas.microsoft.com/office/drawing/2016/5/9/chartex" xmlns:cx4="http://schemas.microsoft.com/office/drawing/2016/5/10/chartex" xmlns:cx5="http://schemas.microsoft.com/office/drawing/2016/5/11/chartex" xmlns:cx6="http://schemas.microsoft.com/office/drawing/2016/5/12/chartex" xmlns:cx7="http://schemas.microsoft.com/office/drawing/2016/5/13/chartex" xmlns:cx8="http://schemas.microsoft.com/office/drawing/2016/5/14/chartex" xmlns:mc="http://schemas.openxmlformats.org/markup-compatibility/2006" xmlns:aink="http://schemas.microsoft.com/office/drawing/2016/ink" xmlns:am3d="http://schemas.microsoft.com/office/drawing/2017/model3d" xmlns:o="urn:schemas-microsoft-com:office:office" xmlns:oel="http://schemas.microsoft.com/office/2019/extlst" xmlns:r="http://schemas.openxmlformats.org/officeDocument/2006/relationships" xmlns:m="http://schemas.openxmlformats.org/officeDocument/2006/math" xmlns:v="urn:schemas-microsoft-com:vml" xmlns:wp14="http://schemas.microsoft.com/office/word/2010/wordprocessingDrawing" xmlns:wp="http://schemas.openxmlformats.org/drawingml/2006/wordprocessingDrawing" xmlns:w10="urn:schemas-microsoft-com:office:word" xmlns:w="http://schemas.openxmlformats.org/wordprocessingml/2006/main" xmlns:w14="http://schemas.microsoft.com/office/word/2010/wordml" xmlns:w15="http://schemas.microsoft.com/office/word/2012/wordml" xmlns:w16cex="http://schemas.microsoft.com/office/word/2018/wordml/cex" xmlns:w16cid="http://schemas.microsoft.com/office/word/2016/wordml/cid" xmlns:w16="http://schemas.microsoft.com/office/word/2018/wordml" xmlns:w16sdtdh="http://schemas.microsoft.com/office/word/2020/wordml/sdtdatahash" xmlns:w16se="http://schemas.microsoft.com/office/word/2015/wordml/symex" xmlns:wpg="http://schemas.microsoft.com/office/word/2010/wordprocessingGroup" xmlns:wpi="http://schemas.microsoft.com/office/word/2010/wordprocessingInk" xmlns:wne="http://schemas.microsoft.com/office/word/2006/wordml" xmlns:wps="http://schemas.microsoft.com/office/word/2010/wordprocessingShape" mc:Ignorable="w14 w15 w16se w16cid w16 w16cex w16sdtdh wp14">
+  <w:p>
     <w:r>
       <w:cr/>
     </w:r>
@@ -8175,7 +7734,17 @@
 </w:hdr>
 </file>
 
-<file path=word/header2.xml><?xml version="1.0" encoding="utf-8"?>
+<file path=word/header3.xml><?xml version="1.0" encoding="utf-8"?>
+<w:hdr xmlns:wpc="http://schemas.microsoft.com/office/word/2010/wordprocessingCanvas" xmlns:cx="http://schemas.microsoft.com/office/drawing/2014/chartex" xmlns:cx1="http://schemas.microsoft.com/office/drawing/2015/9/8/chartex" xmlns:cx2="http://schemas.microsoft.com/office/drawing/2015/10/21/chartex" xmlns:cx3="http://schemas.microsoft.com/office/drawing/2016/5/9/chartex" xmlns:cx4="http://schemas.microsoft.com/office/drawing/2016/5/10/chartex" xmlns:cx5="http://schemas.microsoft.com/office/drawing/2016/5/11/chartex" xmlns:cx6="http://schemas.microsoft.com/office/drawing/2016/5/12/chartex" xmlns:cx7="http://schemas.microsoft.com/office/drawing/2016/5/13/chartex" xmlns:cx8="http://schemas.microsoft.com/office/drawing/2016/5/14/chartex" xmlns:mc="http://schemas.openxmlformats.org/markup-compatibility/2006" xmlns:aink="http://schemas.microsoft.com/office/drawing/2016/ink" xmlns:am3d="http://schemas.microsoft.com/office/drawing/2017/model3d" xmlns:o="urn:schemas-microsoft-com:office:office" xmlns:oel="http://schemas.microsoft.com/office/2019/extlst" xmlns:r="http://schemas.openxmlformats.org/officeDocument/2006/relationships" xmlns:m="http://schemas.openxmlformats.org/officeDocument/2006/math" xmlns:v="urn:schemas-microsoft-com:vml" xmlns:wp14="http://schemas.microsoft.com/office/word/2010/wordprocessingDrawing" xmlns:wp="http://schemas.openxmlformats.org/drawingml/2006/wordprocessingDrawing" xmlns:w10="urn:schemas-microsoft-com:office:word" xmlns:w="http://schemas.openxmlformats.org/wordprocessingml/2006/main" xmlns:w14="http://schemas.microsoft.com/office/word/2010/wordml" xmlns:w15="http://schemas.microsoft.com/office/word/2012/wordml" xmlns:w16cex="http://schemas.microsoft.com/office/word/2018/wordml/cex" xmlns:w16cid="http://schemas.microsoft.com/office/word/2016/wordml/cid" xmlns:w16="http://schemas.microsoft.com/office/word/2018/wordml" xmlns:w16sdtdh="http://schemas.microsoft.com/office/word/2020/wordml/sdtdatahash" xmlns:w16se="http://schemas.microsoft.com/office/word/2015/wordml/symex" xmlns:wpg="http://schemas.microsoft.com/office/word/2010/wordprocessingGroup" xmlns:wpi="http://schemas.microsoft.com/office/word/2010/wordprocessingInk" xmlns:wne="http://schemas.microsoft.com/office/word/2006/wordml" xmlns:wps="http://schemas.microsoft.com/office/word/2010/wordprocessingShape" mc:Ignorable="w14 w15 w16se w16cid w16 w16cex w16sdtdh wp14">
+  <w:p>
+    <w:pPr>
+      <w:pStyle w:val="Header"/>
+    </w:pPr>
+  </w:p>
+</w:hdr>
+</file>
+
+<file path=word/header4.xml><?xml version="1.0" encoding="utf-8"?>
 <w:hdr xmlns:wpc="http://schemas.microsoft.com/office/word/2010/wordprocessingCanvas" xmlns:cx="http://schemas.microsoft.com/office/drawing/2014/chartex" xmlns:cx1="http://schemas.microsoft.com/office/drawing/2015/9/8/chartex" xmlns:cx2="http://schemas.microsoft.com/office/drawing/2015/10/21/chartex" xmlns:cx3="http://schemas.microsoft.com/office/drawing/2016/5/9/chartex" xmlns:cx4="http://schemas.microsoft.com/office/drawing/2016/5/10/chartex" xmlns:cx5="http://schemas.microsoft.com/office/drawing/2016/5/11/chartex" xmlns:cx6="http://schemas.microsoft.com/office/drawing/2016/5/12/chartex" xmlns:cx7="http://schemas.microsoft.com/office/drawing/2016/5/13/chartex" xmlns:cx8="http://schemas.microsoft.com/office/drawing/2016/5/14/chartex" xmlns:mc="http://schemas.openxmlformats.org/markup-compatibility/2006" xmlns:aink="http://schemas.microsoft.com/office/drawing/2016/ink" xmlns:am3d="http://schemas.microsoft.com/office/drawing/2017/model3d" xmlns:o="urn:schemas-microsoft-com:office:office" xmlns:oel="http://schemas.microsoft.com/office/2019/extlst" xmlns:r="http://schemas.openxmlformats.org/officeDocument/2006/relationships" xmlns:m="http://schemas.openxmlformats.org/officeDocument/2006/math" xmlns:v="urn:schemas-microsoft-com:vml" xmlns:wp14="http://schemas.microsoft.com/office/word/2010/wordprocessingDrawing" xmlns:wp="http://schemas.openxmlformats.org/drawingml/2006/wordprocessingDrawing" xmlns:w10="urn:schemas-microsoft-com:office:word" xmlns:w="http://schemas.openxmlformats.org/wordprocessingml/2006/main" xmlns:w14="http://schemas.microsoft.com/office/word/2010/wordml" xmlns:w15="http://schemas.microsoft.com/office/word/2012/wordml" xmlns:w16cex="http://schemas.microsoft.com/office/word/2018/wordml/cex" xmlns:w16cid="http://schemas.microsoft.com/office/word/2016/wordml/cid" xmlns:w16="http://schemas.microsoft.com/office/word/2018/wordml" xmlns:w16sdtdh="http://schemas.microsoft.com/office/word/2020/wordml/sdtdatahash" xmlns:w16se="http://schemas.microsoft.com/office/word/2015/wordml/symex" xmlns:wpg="http://schemas.microsoft.com/office/word/2010/wordprocessingGroup" xmlns:wpi="http://schemas.microsoft.com/office/word/2010/wordprocessingInk" xmlns:wne="http://schemas.microsoft.com/office/word/2006/wordml" xmlns:wps="http://schemas.microsoft.com/office/word/2010/wordprocessingShape" mc:Ignorable="w14 w15 w16se w16cid w16 w16cex w16sdtdh wp14">
   <w:p>
     <w:pPr>
@@ -9035,6 +8604,48 @@
       <w:szCs w:val="20"/>
     </w:rPr>
   </w:style>
+  <w:style w:type="paragraph" w:styleId="Header">
+    <w:name w:val="header"/>
+    <w:basedOn w:val="Normal"/>
+    <w:link w:val="HeaderChar"/>
+    <w:uiPriority w:val="99"/>
+    <w:unhideWhenUsed/>
+    <w:rsid w:val="00B66D8A"/>
+    <w:pPr>
+      <w:tabs>
+        <w:tab w:val="center" w:pos="4513"/>
+        <w:tab w:val="right" w:pos="9026"/>
+      </w:tabs>
+    </w:pPr>
+  </w:style>
+  <w:style w:type="character" w:customStyle="1" w:styleId="HeaderChar">
+    <w:name w:val="Header Char"/>
+    <w:basedOn w:val="DefaultParagraphFont"/>
+    <w:link w:val="Header"/>
+    <w:uiPriority w:val="99"/>
+    <w:rsid w:val="00B66D8A"/>
+  </w:style>
+  <w:style w:type="paragraph" w:styleId="Footer">
+    <w:name w:val="footer"/>
+    <w:basedOn w:val="Normal"/>
+    <w:link w:val="FooterChar"/>
+    <w:uiPriority w:val="99"/>
+    <w:unhideWhenUsed/>
+    <w:rsid w:val="00B66D8A"/>
+    <w:pPr>
+      <w:tabs>
+        <w:tab w:val="center" w:pos="4513"/>
+        <w:tab w:val="right" w:pos="9026"/>
+      </w:tabs>
+    </w:pPr>
+  </w:style>
+  <w:style w:type="character" w:customStyle="1" w:styleId="FooterChar">
+    <w:name w:val="Footer Char"/>
+    <w:basedOn w:val="DefaultParagraphFont"/>
+    <w:link w:val="Footer"/>
+    <w:uiPriority w:val="99"/>
+    <w:rsid w:val="00B66D8A"/>
+  </w:style>
 </w:styles>
 </file>
 
